--- a/Entregable U3.docx
+++ b/Entregable U3.docx
@@ -1933,6 +1933,50 @@
           <w:rFonts w:asciiTheme="minorHAnsi" w:hAnsiTheme="minorHAnsi" w:cstheme="minorHAnsi"/>
         </w:rPr>
         <w:t xml:space="preserve"> proveedor </w:t>
+      </w:r>
+    </w:p>
+    <w:p>
+      <w:pPr>
+        <w:pStyle w:val="Prrafodelista"/>
+        <w:numPr>
+          <w:ilvl w:val="0"/>
+          <w:numId w:val="71"/>
+        </w:numPr>
+        <w:spacing w:line="240" w:lineRule="auto"/>
+        <w:jc w:val="left"/>
+        <w:rPr>
+          <w:rFonts w:asciiTheme="minorHAnsi" w:hAnsiTheme="minorHAnsi" w:cstheme="minorHAnsi"/>
+        </w:rPr>
+      </w:pPr>
+      <w:r>
+        <w:rPr>
+          <w:rFonts w:asciiTheme="minorHAnsi" w:hAnsiTheme="minorHAnsi" w:cstheme="minorHAnsi"/>
+        </w:rPr>
+        <w:t>Placa (</w:t>
+      </w:r>
+      <w:r>
+        <w:rPr>
+          <w:rFonts w:asciiTheme="minorHAnsi" w:hAnsiTheme="minorHAnsi" w:cstheme="minorHAnsi"/>
+        </w:rPr>
+        <w:t>varchar</w:t>
+      </w:r>
+      <w:r>
+        <w:rPr>
+          <w:rFonts w:asciiTheme="minorHAnsi" w:hAnsiTheme="minorHAnsi" w:cstheme="minorHAnsi"/>
+        </w:rPr>
+        <w:t xml:space="preserve">): </w:t>
+      </w:r>
+      <w:r>
+        <w:rPr>
+          <w:rFonts w:asciiTheme="minorHAnsi" w:hAnsiTheme="minorHAnsi" w:cstheme="minorHAnsi"/>
+        </w:rPr>
+        <w:t>Placa</w:t>
+      </w:r>
+      <w:r>
+        <w:rPr>
+          <w:rFonts w:asciiTheme="minorHAnsi" w:hAnsiTheme="minorHAnsi" w:cstheme="minorHAnsi"/>
+        </w:rPr>
+        <w:t xml:space="preserve"> del vehículo</w:t>
       </w:r>
     </w:p>
     <w:p>
@@ -3653,7 +3697,6 @@
           <w:rFonts w:asciiTheme="minorHAnsi" w:hAnsiTheme="minorHAnsi" w:cstheme="minorHAnsi"/>
           <w:noProof/>
         </w:rPr>
-        <w:lastRenderedPageBreak/>
         <w:drawing>
           <wp:inline distT="0" distB="0" distL="0" distR="0" wp14:anchorId="4383356A" wp14:editId="37C0046E">
             <wp:extent cx="5431790" cy="297180"/>
@@ -4616,6 +4659,7 @@
           <w:rFonts w:asciiTheme="minorHAnsi" w:hAnsiTheme="minorHAnsi" w:cstheme="minorHAnsi"/>
           <w:lang w:val="es-CO"/>
         </w:rPr>
+        <w:lastRenderedPageBreak/>
         <w:t xml:space="preserve">    'contacto': '</w:t>
       </w:r>
       <w:r>
@@ -4648,7 +4692,6 @@
           <w:rFonts w:asciiTheme="minorHAnsi" w:hAnsiTheme="minorHAnsi" w:cstheme="minorHAnsi"/>
           <w:lang w:val="es-CO"/>
         </w:rPr>
-        <w:lastRenderedPageBreak/>
         <w:t>}])</w:t>
       </w:r>
     </w:p>
@@ -10557,12 +10600,16 @@
         <w:ind w:left="1080"/>
         <w:rPr>
           <w:rFonts w:asciiTheme="minorHAnsi" w:hAnsiTheme="minorHAnsi" w:cstheme="minorHAnsi"/>
-          <w:lang w:val="es-CO"/>
-        </w:rPr>
-      </w:pPr>
-      <w:r>
-        <w:rPr>
-          <w:rFonts w:asciiTheme="minorHAnsi" w:hAnsiTheme="minorHAnsi" w:cstheme="minorHAnsi"/>
+          <w:b/>
+          <w:bCs/>
+          <w:lang w:val="es-CO"/>
+        </w:rPr>
+      </w:pPr>
+      <w:r>
+        <w:rPr>
+          <w:rFonts w:asciiTheme="minorHAnsi" w:hAnsiTheme="minorHAnsi" w:cstheme="minorHAnsi"/>
+          <w:b/>
+          <w:bCs/>
           <w:lang w:val="es-CO"/>
         </w:rPr>
         <w:t>Creación de los Roles:</w:t>
@@ -10627,12 +10674,16 @@
         <w:ind w:left="1080"/>
         <w:rPr>
           <w:rFonts w:asciiTheme="minorHAnsi" w:hAnsiTheme="minorHAnsi" w:cstheme="minorHAnsi"/>
+          <w:b/>
+          <w:bCs/>
           <w:lang w:val="es-MX"/>
         </w:rPr>
       </w:pPr>
       <w:r>
         <w:rPr>
           <w:rFonts w:asciiTheme="minorHAnsi" w:hAnsiTheme="minorHAnsi" w:cstheme="minorHAnsi"/>
+          <w:b/>
+          <w:bCs/>
           <w:lang w:val="es-MX"/>
         </w:rPr>
         <w:t>Asignación de Permisos para cada rol:</w:t>
@@ -10647,6 +10698,8 @@
         </w:numPr>
         <w:rPr>
           <w:rFonts w:asciiTheme="minorHAnsi" w:hAnsiTheme="minorHAnsi" w:cstheme="minorHAnsi"/>
+          <w:b/>
+          <w:bCs/>
           <w:lang w:val="es-CO"/>
         </w:rPr>
       </w:pPr>
@@ -10654,6 +10707,8 @@
       <w:r>
         <w:rPr>
           <w:rFonts w:asciiTheme="minorHAnsi" w:hAnsiTheme="minorHAnsi" w:cstheme="minorHAnsi"/>
+          <w:b/>
+          <w:bCs/>
           <w:lang w:val="es-CO"/>
         </w:rPr>
         <w:t>Admninistrador</w:t>
@@ -10712,12 +10767,16 @@
         </w:numPr>
         <w:rPr>
           <w:rFonts w:asciiTheme="minorHAnsi" w:hAnsiTheme="minorHAnsi" w:cstheme="minorHAnsi"/>
-          <w:lang w:val="es-CO"/>
-        </w:rPr>
-      </w:pPr>
-      <w:r>
-        <w:rPr>
-          <w:rFonts w:asciiTheme="minorHAnsi" w:hAnsiTheme="minorHAnsi" w:cstheme="minorHAnsi"/>
+          <w:b/>
+          <w:bCs/>
+          <w:lang w:val="es-CO"/>
+        </w:rPr>
+      </w:pPr>
+      <w:r>
+        <w:rPr>
+          <w:rFonts w:asciiTheme="minorHAnsi" w:hAnsiTheme="minorHAnsi" w:cstheme="minorHAnsi"/>
+          <w:b/>
+          <w:bCs/>
           <w:lang w:val="es-MX"/>
         </w:rPr>
         <w:t>Operador ETL</w:t>
@@ -10725,6 +10784,8 @@
       <w:r>
         <w:rPr>
           <w:rFonts w:asciiTheme="minorHAnsi" w:hAnsiTheme="minorHAnsi" w:cstheme="minorHAnsi"/>
+          <w:b/>
+          <w:bCs/>
           <w:lang w:val="es-MX"/>
         </w:rPr>
         <w:tab/>
@@ -10798,12 +10859,16 @@
         </w:numPr>
         <w:rPr>
           <w:rFonts w:asciiTheme="minorHAnsi" w:hAnsiTheme="minorHAnsi" w:cstheme="minorHAnsi"/>
-          <w:lang w:val="es-CO"/>
-        </w:rPr>
-      </w:pPr>
-      <w:r>
-        <w:rPr>
-          <w:rFonts w:asciiTheme="minorHAnsi" w:hAnsiTheme="minorHAnsi" w:cstheme="minorHAnsi"/>
+          <w:b/>
+          <w:bCs/>
+          <w:lang w:val="es-CO"/>
+        </w:rPr>
+      </w:pPr>
+      <w:r>
+        <w:rPr>
+          <w:rFonts w:asciiTheme="minorHAnsi" w:hAnsiTheme="minorHAnsi" w:cstheme="minorHAnsi"/>
+          <w:b/>
+          <w:bCs/>
           <w:lang w:val="es-CO"/>
         </w:rPr>
         <w:t>Analista</w:t>
@@ -11003,15 +11068,19 @@
         </w:numPr>
         <w:rPr>
           <w:rFonts w:asciiTheme="minorHAnsi" w:hAnsiTheme="minorHAnsi" w:cstheme="minorHAnsi"/>
-          <w:lang w:val="es-CO"/>
-        </w:rPr>
-      </w:pPr>
-      <w:r>
-        <w:rPr>
-          <w:rFonts w:asciiTheme="minorHAnsi" w:hAnsiTheme="minorHAnsi" w:cstheme="minorHAnsi"/>
-          <w:lang w:val="es-CO"/>
-        </w:rPr>
-        <w:t>Lector:</w:t>
+          <w:b/>
+          <w:bCs/>
+          <w:lang w:val="es-CO"/>
+        </w:rPr>
+      </w:pPr>
+      <w:r>
+        <w:rPr>
+          <w:rFonts w:asciiTheme="minorHAnsi" w:hAnsiTheme="minorHAnsi" w:cstheme="minorHAnsi"/>
+          <w:b/>
+          <w:bCs/>
+          <w:lang w:val="es-CO"/>
+        </w:rPr>
+        <w:t>Lector</w:t>
       </w:r>
     </w:p>
     <w:p>
@@ -11109,12 +11178,16 @@
         <w:pStyle w:val="Prrafodelista"/>
         <w:rPr>
           <w:rFonts w:asciiTheme="minorHAnsi" w:hAnsiTheme="minorHAnsi" w:cstheme="minorHAnsi"/>
-          <w:lang w:val="es-CO"/>
-        </w:rPr>
-      </w:pPr>
-      <w:r>
-        <w:rPr>
-          <w:rFonts w:asciiTheme="minorHAnsi" w:hAnsiTheme="minorHAnsi" w:cstheme="minorHAnsi"/>
+          <w:b/>
+          <w:bCs/>
+          <w:lang w:val="es-CO"/>
+        </w:rPr>
+      </w:pPr>
+      <w:r>
+        <w:rPr>
+          <w:rFonts w:asciiTheme="minorHAnsi" w:hAnsiTheme="minorHAnsi" w:cstheme="minorHAnsi"/>
+          <w:b/>
+          <w:bCs/>
           <w:lang w:val="es-CO"/>
         </w:rPr>
         <w:t>Creamos los usuarios para cada Ro</w:t>
@@ -11122,6 +11195,8 @@
       <w:r>
         <w:rPr>
           <w:rFonts w:asciiTheme="minorHAnsi" w:hAnsiTheme="minorHAnsi" w:cstheme="minorHAnsi"/>
+          <w:b/>
+          <w:bCs/>
           <w:lang w:val="es-CO"/>
         </w:rPr>
         <w:t>l con su contraseña</w:t>
@@ -11279,12 +11354,16 @@
         <w:pStyle w:val="Prrafodelista"/>
         <w:rPr>
           <w:rFonts w:asciiTheme="minorHAnsi" w:hAnsiTheme="minorHAnsi" w:cstheme="minorHAnsi"/>
-          <w:lang w:val="es-CO"/>
-        </w:rPr>
-      </w:pPr>
-      <w:r>
-        <w:rPr>
-          <w:rFonts w:asciiTheme="minorHAnsi" w:hAnsiTheme="minorHAnsi" w:cstheme="minorHAnsi"/>
+          <w:b/>
+          <w:bCs/>
+          <w:lang w:val="es-CO"/>
+        </w:rPr>
+      </w:pPr>
+      <w:r>
+        <w:rPr>
+          <w:rFonts w:asciiTheme="minorHAnsi" w:hAnsiTheme="minorHAnsi" w:cstheme="minorHAnsi"/>
+          <w:b/>
+          <w:bCs/>
           <w:lang w:val="es-CO"/>
         </w:rPr>
         <w:t>Asignamos el Rol a cada Usuario</w:t>
@@ -11455,14 +11534,248 @@
     <w:p>
       <w:pPr>
         <w:pStyle w:val="Prrafodelista"/>
-        <w:rPr>
-          <w:rFonts w:asciiTheme="minorHAnsi" w:hAnsiTheme="minorHAnsi" w:cstheme="minorHAnsi"/>
-          <w:lang w:val="es-CO"/>
-        </w:rPr>
-      </w:pPr>
-      <w:r>
-        <w:rPr>
-          <w:rFonts w:asciiTheme="minorHAnsi" w:hAnsiTheme="minorHAnsi" w:cstheme="minorHAnsi"/>
+        <w:jc w:val="left"/>
+        <w:rPr>
+          <w:rFonts w:asciiTheme="minorHAnsi" w:hAnsiTheme="minorHAnsi" w:cstheme="minorHAnsi"/>
+          <w:b/>
+          <w:bCs/>
+          <w:lang w:val="es-CO"/>
+        </w:rPr>
+      </w:pPr>
+      <w:r>
+        <w:rPr>
+          <w:rFonts w:asciiTheme="minorHAnsi" w:hAnsiTheme="minorHAnsi" w:cstheme="minorHAnsi"/>
+          <w:b/>
+          <w:bCs/>
+          <w:lang w:val="es-CO"/>
+        </w:rPr>
+        <w:t>Damos permisos sobre la Base De Datos</w:t>
+      </w:r>
+    </w:p>
+    <w:p>
+      <w:pPr>
+        <w:pStyle w:val="Prrafodelista"/>
+        <w:jc w:val="left"/>
+        <w:rPr>
+          <w:rFonts w:asciiTheme="minorHAnsi" w:hAnsiTheme="minorHAnsi" w:cstheme="minorHAnsi"/>
+          <w:lang w:val="es-CO"/>
+        </w:rPr>
+      </w:pPr>
+      <w:r>
+        <w:rPr>
+          <w:rFonts w:asciiTheme="minorHAnsi" w:hAnsiTheme="minorHAnsi" w:cstheme="minorHAnsi"/>
+          <w:lang w:val="es-CO"/>
+        </w:rPr>
+        <w:br/>
+      </w:r>
+      <w:r>
+        <w:rPr>
+          <w:rFonts w:asciiTheme="minorHAnsi" w:hAnsiTheme="minorHAnsi" w:cstheme="minorHAnsi"/>
+          <w:lang w:val="es-CO"/>
+        </w:rPr>
+        <w:t xml:space="preserve">GRANT SELECT ON </w:t>
+      </w:r>
+      <w:proofErr w:type="gramStart"/>
+      <w:r>
+        <w:rPr>
+          <w:rFonts w:asciiTheme="minorHAnsi" w:hAnsiTheme="minorHAnsi" w:cstheme="minorHAnsi"/>
+          <w:lang w:val="es-CO"/>
+        </w:rPr>
+        <w:t>autofuturo.*</w:t>
+      </w:r>
+      <w:proofErr w:type="gramEnd"/>
+      <w:r>
+        <w:rPr>
+          <w:rFonts w:asciiTheme="minorHAnsi" w:hAnsiTheme="minorHAnsi" w:cstheme="minorHAnsi"/>
+          <w:lang w:val="es-CO"/>
+        </w:rPr>
+        <w:t xml:space="preserve"> TO 'analista_</w:t>
+      </w:r>
+      <w:proofErr w:type="spellStart"/>
+      <w:r>
+        <w:rPr>
+          <w:rFonts w:asciiTheme="minorHAnsi" w:hAnsiTheme="minorHAnsi" w:cstheme="minorHAnsi"/>
+          <w:lang w:val="es-CO"/>
+        </w:rPr>
+        <w:t>bi</w:t>
+      </w:r>
+      <w:proofErr w:type="spellEnd"/>
+      <w:r>
+        <w:rPr>
+          <w:rFonts w:asciiTheme="minorHAnsi" w:hAnsiTheme="minorHAnsi" w:cstheme="minorHAnsi"/>
+          <w:lang w:val="es-CO"/>
+        </w:rPr>
+        <w:t>'@'localhost';</w:t>
+      </w:r>
+    </w:p>
+    <w:p>
+      <w:pPr>
+        <w:pStyle w:val="Prrafodelista"/>
+        <w:rPr>
+          <w:rFonts w:asciiTheme="minorHAnsi" w:hAnsiTheme="minorHAnsi" w:cstheme="minorHAnsi"/>
+          <w:lang w:val="es-CO"/>
+        </w:rPr>
+      </w:pPr>
+      <w:r>
+        <w:rPr>
+          <w:rFonts w:asciiTheme="minorHAnsi" w:hAnsiTheme="minorHAnsi" w:cstheme="minorHAnsi"/>
+          <w:lang w:val="es-CO"/>
+        </w:rPr>
+        <w:t xml:space="preserve">GRANT SELECT, INSERT, UPDATE ON </w:t>
+      </w:r>
+      <w:proofErr w:type="gramStart"/>
+      <w:r>
+        <w:rPr>
+          <w:rFonts w:asciiTheme="minorHAnsi" w:hAnsiTheme="minorHAnsi" w:cstheme="minorHAnsi"/>
+          <w:lang w:val="es-CO"/>
+        </w:rPr>
+        <w:t>autofuturo.*</w:t>
+      </w:r>
+      <w:proofErr w:type="gramEnd"/>
+      <w:r>
+        <w:rPr>
+          <w:rFonts w:asciiTheme="minorHAnsi" w:hAnsiTheme="minorHAnsi" w:cstheme="minorHAnsi"/>
+          <w:lang w:val="es-CO"/>
+        </w:rPr>
+        <w:t xml:space="preserve"> TO '</w:t>
+      </w:r>
+      <w:proofErr w:type="spellStart"/>
+      <w:r>
+        <w:rPr>
+          <w:rFonts w:asciiTheme="minorHAnsi" w:hAnsiTheme="minorHAnsi" w:cstheme="minorHAnsi"/>
+          <w:lang w:val="es-CO"/>
+        </w:rPr>
+        <w:t>etl_script'@'localhost</w:t>
+      </w:r>
+      <w:proofErr w:type="spellEnd"/>
+      <w:r>
+        <w:rPr>
+          <w:rFonts w:asciiTheme="minorHAnsi" w:hAnsiTheme="minorHAnsi" w:cstheme="minorHAnsi"/>
+          <w:lang w:val="es-CO"/>
+        </w:rPr>
+        <w:t>';</w:t>
+      </w:r>
+    </w:p>
+    <w:p>
+      <w:pPr>
+        <w:pStyle w:val="Prrafodelista"/>
+        <w:rPr>
+          <w:rFonts w:asciiTheme="minorHAnsi" w:hAnsiTheme="minorHAnsi" w:cstheme="minorHAnsi"/>
+          <w:lang w:val="es-CO"/>
+        </w:rPr>
+      </w:pPr>
+      <w:r>
+        <w:rPr>
+          <w:rFonts w:asciiTheme="minorHAnsi" w:hAnsiTheme="minorHAnsi" w:cstheme="minorHAnsi"/>
+          <w:lang w:val="es-CO"/>
+        </w:rPr>
+        <w:t xml:space="preserve">GRANT ALL PRIVILEGES ON </w:t>
+      </w:r>
+      <w:proofErr w:type="gramStart"/>
+      <w:r>
+        <w:rPr>
+          <w:rFonts w:asciiTheme="minorHAnsi" w:hAnsiTheme="minorHAnsi" w:cstheme="minorHAnsi"/>
+          <w:lang w:val="es-CO"/>
+        </w:rPr>
+        <w:t>autofuturo.*</w:t>
+      </w:r>
+      <w:proofErr w:type="gramEnd"/>
+      <w:r>
+        <w:rPr>
+          <w:rFonts w:asciiTheme="minorHAnsi" w:hAnsiTheme="minorHAnsi" w:cstheme="minorHAnsi"/>
+          <w:lang w:val="es-CO"/>
+        </w:rPr>
+        <w:t xml:space="preserve"> TO 'admin_</w:t>
+      </w:r>
+      <w:proofErr w:type="spellStart"/>
+      <w:r>
+        <w:rPr>
+          <w:rFonts w:asciiTheme="minorHAnsi" w:hAnsiTheme="minorHAnsi" w:cstheme="minorHAnsi"/>
+          <w:lang w:val="es-CO"/>
+        </w:rPr>
+        <w:t>user</w:t>
+      </w:r>
+      <w:proofErr w:type="spellEnd"/>
+      <w:r>
+        <w:rPr>
+          <w:rFonts w:asciiTheme="minorHAnsi" w:hAnsiTheme="minorHAnsi" w:cstheme="minorHAnsi"/>
+          <w:lang w:val="es-CO"/>
+        </w:rPr>
+        <w:t>'@'localhost';</w:t>
+      </w:r>
+    </w:p>
+    <w:p>
+      <w:pPr>
+        <w:pStyle w:val="Prrafodelista"/>
+        <w:rPr>
+          <w:rFonts w:asciiTheme="minorHAnsi" w:hAnsiTheme="minorHAnsi" w:cstheme="minorHAnsi"/>
+          <w:lang w:val="es-CO"/>
+        </w:rPr>
+      </w:pPr>
+      <w:r>
+        <w:rPr>
+          <w:rFonts w:asciiTheme="minorHAnsi" w:hAnsiTheme="minorHAnsi" w:cstheme="minorHAnsi"/>
+          <w:lang w:val="es-CO"/>
+        </w:rPr>
+        <w:t xml:space="preserve">GRANT SELECT ON </w:t>
+      </w:r>
+      <w:proofErr w:type="gramStart"/>
+      <w:r>
+        <w:rPr>
+          <w:rFonts w:asciiTheme="minorHAnsi" w:hAnsiTheme="minorHAnsi" w:cstheme="minorHAnsi"/>
+          <w:lang w:val="es-CO"/>
+        </w:rPr>
+        <w:t>autofuturo.*</w:t>
+      </w:r>
+      <w:proofErr w:type="gramEnd"/>
+      <w:r>
+        <w:rPr>
+          <w:rFonts w:asciiTheme="minorHAnsi" w:hAnsiTheme="minorHAnsi" w:cstheme="minorHAnsi"/>
+          <w:lang w:val="es-CO"/>
+        </w:rPr>
+        <w:t xml:space="preserve"> TO '</w:t>
+      </w:r>
+      <w:proofErr w:type="spellStart"/>
+      <w:r>
+        <w:rPr>
+          <w:rFonts w:asciiTheme="minorHAnsi" w:hAnsiTheme="minorHAnsi" w:cstheme="minorHAnsi"/>
+          <w:lang w:val="es-CO"/>
+        </w:rPr>
+        <w:t>invitado'@'localhost</w:t>
+      </w:r>
+      <w:proofErr w:type="spellEnd"/>
+      <w:r>
+        <w:rPr>
+          <w:rFonts w:asciiTheme="minorHAnsi" w:hAnsiTheme="minorHAnsi" w:cstheme="minorHAnsi"/>
+          <w:lang w:val="es-CO"/>
+        </w:rPr>
+        <w:t>';</w:t>
+      </w:r>
+    </w:p>
+    <w:p>
+      <w:pPr>
+        <w:pStyle w:val="Prrafodelista"/>
+        <w:rPr>
+          <w:rFonts w:asciiTheme="minorHAnsi" w:hAnsiTheme="minorHAnsi" w:cstheme="minorHAnsi"/>
+          <w:lang w:val="es-CO"/>
+        </w:rPr>
+      </w:pPr>
+    </w:p>
+    <w:p>
+      <w:pPr>
+        <w:pStyle w:val="Prrafodelista"/>
+        <w:rPr>
+          <w:rFonts w:asciiTheme="minorHAnsi" w:hAnsiTheme="minorHAnsi" w:cstheme="minorHAnsi"/>
+          <w:b/>
+          <w:bCs/>
+          <w:lang w:val="es-CO"/>
+        </w:rPr>
+      </w:pPr>
+      <w:r>
+        <w:rPr>
+          <w:rFonts w:asciiTheme="minorHAnsi" w:hAnsiTheme="minorHAnsi" w:cstheme="minorHAnsi"/>
+          <w:b/>
+          <w:bCs/>
           <w:lang w:val="es-CO"/>
         </w:rPr>
         <w:t>Activamos los roles en el servidor</w:t>
@@ -11482,15 +11795,191 @@
         <w:pStyle w:val="Prrafodelista"/>
         <w:rPr>
           <w:rFonts w:asciiTheme="minorHAnsi" w:hAnsiTheme="minorHAnsi" w:cstheme="minorHAnsi"/>
-          <w:lang w:val="es-CO"/>
-        </w:rPr>
-      </w:pPr>
-      <w:r>
-        <w:rPr>
-          <w:rFonts w:asciiTheme="minorHAnsi" w:hAnsiTheme="minorHAnsi" w:cstheme="minorHAnsi"/>
           <w:lang w:val="es-MX"/>
         </w:rPr>
+      </w:pPr>
+      <w:r>
+        <w:rPr>
+          <w:rFonts w:asciiTheme="minorHAnsi" w:hAnsiTheme="minorHAnsi" w:cstheme="minorHAnsi"/>
+          <w:lang w:val="es-MX"/>
+        </w:rPr>
         <w:t>FLUSH PRIVILEGES;</w:t>
+      </w:r>
+    </w:p>
+    <w:p>
+      <w:pPr>
+        <w:pStyle w:val="Prrafodelista"/>
+        <w:rPr>
+          <w:rFonts w:asciiTheme="minorHAnsi" w:hAnsiTheme="minorHAnsi" w:cstheme="minorHAnsi"/>
+          <w:lang w:val="es-MX"/>
+        </w:rPr>
+      </w:pPr>
+    </w:p>
+    <w:p>
+      <w:pPr>
+        <w:pStyle w:val="Prrafodelista"/>
+        <w:rPr>
+          <w:rFonts w:asciiTheme="minorHAnsi" w:hAnsiTheme="minorHAnsi" w:cstheme="minorHAnsi"/>
+          <w:lang w:val="es-MX"/>
+        </w:rPr>
+      </w:pPr>
+      <w:r>
+        <w:rPr>
+          <w:rFonts w:asciiTheme="minorHAnsi" w:hAnsiTheme="minorHAnsi" w:cstheme="minorHAnsi"/>
+          <w:lang w:val="es-MX"/>
+        </w:rPr>
+        <w:t>Testeamos que se haya asignado el permiso</w:t>
+      </w:r>
+    </w:p>
+    <w:p>
+      <w:pPr>
+        <w:pStyle w:val="Prrafodelista"/>
+        <w:rPr>
+          <w:rFonts w:asciiTheme="minorHAnsi" w:hAnsiTheme="minorHAnsi" w:cstheme="minorHAnsi"/>
+          <w:lang w:val="es-MX"/>
+        </w:rPr>
+      </w:pPr>
+    </w:p>
+    <w:p>
+      <w:pPr>
+        <w:pStyle w:val="Prrafodelista"/>
+        <w:rPr>
+          <w:rFonts w:asciiTheme="minorHAnsi" w:hAnsiTheme="minorHAnsi" w:cstheme="minorHAnsi"/>
+          <w:lang w:val="es-CO"/>
+        </w:rPr>
+      </w:pPr>
+      <w:r>
+        <w:rPr>
+          <w:rFonts w:asciiTheme="minorHAnsi" w:hAnsiTheme="minorHAnsi" w:cstheme="minorHAnsi"/>
+          <w:lang w:val="es-CO"/>
+        </w:rPr>
+        <w:lastRenderedPageBreak/>
+        <w:drawing>
+          <wp:inline distT="0" distB="0" distL="0" distR="0" wp14:anchorId="6DD7CAF1" wp14:editId="69A1E32D">
+            <wp:extent cx="5431790" cy="3587115"/>
+            <wp:effectExtent l="0" t="0" r="0" b="0"/>
+            <wp:docPr id="1086842202" name="Imagen 1" descr="The image displays a MySQL connection management interface with fields for connection details, including hostname, port, username, and password.&#10;&#10;El contenido generado por IA puede ser incorrecto."/>
+            <wp:cNvGraphicFramePr>
+              <a:graphicFrameLocks xmlns:a="http://schemas.openxmlformats.org/drawingml/2006/main" noChangeAspect="1"/>
+            </wp:cNvGraphicFramePr>
+            <a:graphic xmlns:a="http://schemas.openxmlformats.org/drawingml/2006/main">
+              <a:graphicData uri="http://schemas.openxmlformats.org/drawingml/2006/picture">
+                <pic:pic xmlns:pic="http://schemas.openxmlformats.org/drawingml/2006/picture">
+                  <pic:nvPicPr>
+                    <pic:cNvPr id="1086842202" name="Imagen 1" descr="The image displays a MySQL connection management interface with fields for connection details, including hostname, port, username, and password.&#10;&#10;El contenido generado por IA puede ser incorrecto."/>
+                    <pic:cNvPicPr/>
+                  </pic:nvPicPr>
+                  <pic:blipFill>
+                    <a:blip r:embed="rId25"/>
+                    <a:stretch>
+                      <a:fillRect/>
+                    </a:stretch>
+                  </pic:blipFill>
+                  <pic:spPr>
+                    <a:xfrm>
+                      <a:off x="0" y="0"/>
+                      <a:ext cx="5431790" cy="3587115"/>
+                    </a:xfrm>
+                    <a:prstGeom prst="rect">
+                      <a:avLst/>
+                    </a:prstGeom>
+                  </pic:spPr>
+                </pic:pic>
+              </a:graphicData>
+            </a:graphic>
+          </wp:inline>
+        </w:drawing>
+      </w:r>
+    </w:p>
+    <w:p>
+      <w:pPr>
+        <w:pStyle w:val="Prrafodelista"/>
+        <w:rPr>
+          <w:rFonts w:asciiTheme="minorHAnsi" w:hAnsiTheme="minorHAnsi" w:cstheme="minorHAnsi"/>
+          <w:lang w:val="es-CO"/>
+        </w:rPr>
+      </w:pPr>
+    </w:p>
+    <w:p>
+      <w:pPr>
+        <w:pStyle w:val="Prrafodelista"/>
+        <w:rPr>
+          <w:rFonts w:asciiTheme="minorHAnsi" w:hAnsiTheme="minorHAnsi" w:cstheme="minorHAnsi"/>
+          <w:lang w:val="es-CO"/>
+        </w:rPr>
+      </w:pPr>
+      <w:r>
+        <w:rPr>
+          <w:rFonts w:asciiTheme="minorHAnsi" w:hAnsiTheme="minorHAnsi" w:cstheme="minorHAnsi"/>
+          <w:lang w:val="es-CO"/>
+        </w:rPr>
+        <w:t>Al intentar borrar un Dat</w:t>
+      </w:r>
+      <w:r>
+        <w:rPr>
+          <w:rFonts w:asciiTheme="minorHAnsi" w:hAnsiTheme="minorHAnsi" w:cstheme="minorHAnsi"/>
+          <w:lang w:val="es-CO"/>
+        </w:rPr>
+        <w:t>o</w:t>
+      </w:r>
+    </w:p>
+    <w:p>
+      <w:pPr>
+        <w:pStyle w:val="Prrafodelista"/>
+        <w:rPr>
+          <w:rFonts w:asciiTheme="minorHAnsi" w:hAnsiTheme="minorHAnsi" w:cstheme="minorHAnsi"/>
+          <w:lang w:val="es-CO"/>
+        </w:rPr>
+      </w:pPr>
+    </w:p>
+    <w:p>
+      <w:pPr>
+        <w:pStyle w:val="Prrafodelista"/>
+        <w:rPr>
+          <w:rFonts w:asciiTheme="minorHAnsi" w:hAnsiTheme="minorHAnsi" w:cstheme="minorHAnsi"/>
+          <w:lang w:val="es-CO"/>
+        </w:rPr>
+      </w:pPr>
+      <w:r>
+        <w:rPr>
+          <w:rFonts w:asciiTheme="minorHAnsi" w:hAnsiTheme="minorHAnsi" w:cstheme="minorHAnsi"/>
+          <w:lang w:val="es-CO"/>
+        </w:rPr>
+        <w:drawing>
+          <wp:inline distT="0" distB="0" distL="0" distR="0" wp14:anchorId="0A11B692" wp14:editId="1CC5EF15">
+            <wp:extent cx="5431790" cy="1040130"/>
+            <wp:effectExtent l="0" t="0" r="0" b="7620"/>
+            <wp:docPr id="124465019" name="Imagen 1" descr="The image displays a MySQL error message, showing that the 'analista_bi' user is denied permission to delete a row from the 'clientes' table.&#10;&#10;El contenido generado por IA puede ser incorrecto."/>
+            <wp:cNvGraphicFramePr>
+              <a:graphicFrameLocks xmlns:a="http://schemas.openxmlformats.org/drawingml/2006/main" noChangeAspect="1"/>
+            </wp:cNvGraphicFramePr>
+            <a:graphic xmlns:a="http://schemas.openxmlformats.org/drawingml/2006/main">
+              <a:graphicData uri="http://schemas.openxmlformats.org/drawingml/2006/picture">
+                <pic:pic xmlns:pic="http://schemas.openxmlformats.org/drawingml/2006/picture">
+                  <pic:nvPicPr>
+                    <pic:cNvPr id="124465019" name="Imagen 1" descr="The image displays a MySQL error message, showing that the 'analista_bi' user is denied permission to delete a row from the 'clientes' table.&#10;&#10;El contenido generado por IA puede ser incorrecto."/>
+                    <pic:cNvPicPr/>
+                  </pic:nvPicPr>
+                  <pic:blipFill>
+                    <a:blip r:embed="rId26"/>
+                    <a:stretch>
+                      <a:fillRect/>
+                    </a:stretch>
+                  </pic:blipFill>
+                  <pic:spPr>
+                    <a:xfrm>
+                      <a:off x="0" y="0"/>
+                      <a:ext cx="5431790" cy="1040130"/>
+                    </a:xfrm>
+                    <a:prstGeom prst="rect">
+                      <a:avLst/>
+                    </a:prstGeom>
+                  </pic:spPr>
+                </pic:pic>
+              </a:graphicData>
+            </a:graphic>
+          </wp:inline>
+        </w:drawing>
       </w:r>
     </w:p>
     <w:p>
@@ -11744,6 +12233,7 @@
           <w:rFonts w:asciiTheme="minorHAnsi" w:hAnsiTheme="minorHAnsi" w:cstheme="minorHAnsi"/>
           <w:lang w:val="es-CO"/>
         </w:rPr>
+        <w:lastRenderedPageBreak/>
         <w:t xml:space="preserve">A nivel estructural, los campos afectados se definieron con el tipo de dato </w:t>
       </w:r>
       <w:proofErr w:type="gramStart"/>
@@ -11857,70 +12347,6 @@
     </w:p>
     <w:p>
       <w:pPr>
-        <w:pStyle w:val="Prrafodelista"/>
-        <w:rPr>
-          <w:rFonts w:asciiTheme="minorHAnsi" w:hAnsiTheme="minorHAnsi" w:cstheme="minorHAnsi"/>
-          <w:lang w:val="es-CO"/>
-        </w:rPr>
-      </w:pPr>
-    </w:p>
-    <w:p>
-      <w:pPr>
-        <w:pStyle w:val="Prrafodelista"/>
-        <w:rPr>
-          <w:rFonts w:asciiTheme="minorHAnsi" w:hAnsiTheme="minorHAnsi" w:cstheme="minorHAnsi"/>
-          <w:lang w:val="es-CO"/>
-        </w:rPr>
-      </w:pPr>
-    </w:p>
-    <w:p>
-      <w:pPr>
-        <w:pStyle w:val="Prrafodelista"/>
-        <w:rPr>
-          <w:rFonts w:asciiTheme="minorHAnsi" w:hAnsiTheme="minorHAnsi" w:cstheme="minorHAnsi"/>
-          <w:lang w:val="es-CO"/>
-        </w:rPr>
-      </w:pPr>
-    </w:p>
-    <w:p>
-      <w:pPr>
-        <w:pStyle w:val="Prrafodelista"/>
-        <w:rPr>
-          <w:rFonts w:asciiTheme="minorHAnsi" w:hAnsiTheme="minorHAnsi" w:cstheme="minorHAnsi"/>
-          <w:lang w:val="es-CO"/>
-        </w:rPr>
-      </w:pPr>
-    </w:p>
-    <w:p>
-      <w:pPr>
-        <w:pStyle w:val="Prrafodelista"/>
-        <w:rPr>
-          <w:rFonts w:asciiTheme="minorHAnsi" w:hAnsiTheme="minorHAnsi" w:cstheme="minorHAnsi"/>
-          <w:lang w:val="es-CO"/>
-        </w:rPr>
-      </w:pPr>
-    </w:p>
-    <w:p>
-      <w:pPr>
-        <w:pStyle w:val="Prrafodelista"/>
-        <w:rPr>
-          <w:rFonts w:asciiTheme="minorHAnsi" w:hAnsiTheme="minorHAnsi" w:cstheme="minorHAnsi"/>
-          <w:lang w:val="es-CO"/>
-        </w:rPr>
-      </w:pPr>
-    </w:p>
-    <w:p>
-      <w:pPr>
-        <w:pStyle w:val="Prrafodelista"/>
-        <w:rPr>
-          <w:rFonts w:asciiTheme="minorHAnsi" w:hAnsiTheme="minorHAnsi" w:cstheme="minorHAnsi"/>
-          <w:lang w:val="es-CO"/>
-        </w:rPr>
-      </w:pPr>
-    </w:p>
-    <w:p>
-      <w:pPr>
-        <w:pStyle w:val="Prrafodelista"/>
         <w:rPr>
           <w:rFonts w:asciiTheme="minorHAnsi" w:hAnsiTheme="minorHAnsi" w:cstheme="minorHAnsi"/>
           <w:lang w:val="es-CO"/>
@@ -12294,7 +12720,7 @@
                     <pic:cNvPicPr/>
                   </pic:nvPicPr>
                   <pic:blipFill>
-                    <a:blip r:embed="rId25"/>
+                    <a:blip r:embed="rId27"/>
                     <a:stretch>
                       <a:fillRect/>
                     </a:stretch>
@@ -12497,6 +12923,7 @@
           <w:rFonts w:asciiTheme="minorHAnsi" w:hAnsiTheme="minorHAnsi" w:cstheme="minorHAnsi"/>
           <w:lang w:val="es-CO"/>
         </w:rPr>
+        <w:lastRenderedPageBreak/>
         <w:t xml:space="preserve">    </w:t>
       </w:r>
       <w:proofErr w:type="gramStart"/>
@@ -12620,7 +13047,6 @@
           <w:rFonts w:asciiTheme="minorHAnsi" w:hAnsiTheme="minorHAnsi" w:cstheme="minorHAnsi"/>
           <w:lang w:val="es-CO"/>
         </w:rPr>
-        <w:lastRenderedPageBreak/>
         <w:drawing>
           <wp:inline distT="0" distB="0" distL="0" distR="0" wp14:anchorId="3953A3E2" wp14:editId="6DC9CF54">
             <wp:extent cx="4663844" cy="815411"/>
@@ -12637,7 +13063,7 @@
                     <pic:cNvPicPr/>
                   </pic:nvPicPr>
                   <pic:blipFill>
-                    <a:blip r:embed="rId26"/>
+                    <a:blip r:embed="rId28"/>
                     <a:stretch>
                       <a:fillRect/>
                     </a:stretch>
@@ -13155,6 +13581,24 @@
     <w:p>
       <w:pPr>
         <w:pStyle w:val="Prrafodelista"/>
+        <w:rPr>
+          <w:rFonts w:asciiTheme="minorHAnsi" w:hAnsiTheme="minorHAnsi" w:cstheme="minorHAnsi"/>
+          <w:lang w:val="es-CO"/>
+        </w:rPr>
+      </w:pPr>
+    </w:p>
+    <w:p>
+      <w:pPr>
+        <w:pStyle w:val="Prrafodelista"/>
+        <w:rPr>
+          <w:rFonts w:asciiTheme="minorHAnsi" w:hAnsiTheme="minorHAnsi" w:cstheme="minorHAnsi"/>
+          <w:lang w:val="es-CO"/>
+        </w:rPr>
+      </w:pPr>
+    </w:p>
+    <w:p>
+      <w:pPr>
+        <w:pStyle w:val="Prrafodelista"/>
         <w:numPr>
           <w:ilvl w:val="0"/>
           <w:numId w:val="74"/>
@@ -13169,6 +13613,7 @@
           <w:rFonts w:asciiTheme="minorHAnsi" w:hAnsiTheme="minorHAnsi" w:cstheme="minorHAnsi"/>
           <w:lang w:val="es-CO"/>
         </w:rPr>
+        <w:lastRenderedPageBreak/>
         <w:t xml:space="preserve">Trigger para </w:t>
       </w:r>
       <w:r>
@@ -13354,8 +13799,310 @@
           <w:rFonts w:asciiTheme="minorHAnsi" w:hAnsiTheme="minorHAnsi" w:cstheme="minorHAnsi"/>
           <w:lang w:val="es-CO"/>
         </w:rPr>
+        <w:t xml:space="preserve">    VALUES (</w:t>
+      </w:r>
+      <w:proofErr w:type="spellStart"/>
+      <w:r>
+        <w:rPr>
+          <w:rFonts w:asciiTheme="minorHAnsi" w:hAnsiTheme="minorHAnsi" w:cstheme="minorHAnsi"/>
+          <w:lang w:val="es-CO"/>
+        </w:rPr>
+        <w:t>OLD.id_venta</w:t>
+      </w:r>
+      <w:proofErr w:type="spellEnd"/>
+      <w:r>
+        <w:rPr>
+          <w:rFonts w:asciiTheme="minorHAnsi" w:hAnsiTheme="minorHAnsi" w:cstheme="minorHAnsi"/>
+          <w:lang w:val="es-CO"/>
+        </w:rPr>
+        <w:t>, 'ACTUALIZACIÓN', CURRENT_</w:t>
+      </w:r>
+      <w:proofErr w:type="gramStart"/>
+      <w:r>
+        <w:rPr>
+          <w:rFonts w:asciiTheme="minorHAnsi" w:hAnsiTheme="minorHAnsi" w:cstheme="minorHAnsi"/>
+          <w:lang w:val="es-CO"/>
+        </w:rPr>
+        <w:t>USER(</w:t>
+      </w:r>
+      <w:proofErr w:type="gramEnd"/>
+      <w:r>
+        <w:rPr>
+          <w:rFonts w:asciiTheme="minorHAnsi" w:hAnsiTheme="minorHAnsi" w:cstheme="minorHAnsi"/>
+          <w:lang w:val="es-CO"/>
+        </w:rPr>
+        <w:t xml:space="preserve">), </w:t>
+      </w:r>
+      <w:proofErr w:type="gramStart"/>
+      <w:r>
+        <w:rPr>
+          <w:rFonts w:asciiTheme="minorHAnsi" w:hAnsiTheme="minorHAnsi" w:cstheme="minorHAnsi"/>
+          <w:lang w:val="es-CO"/>
+        </w:rPr>
+        <w:t>NOW(</w:t>
+      </w:r>
+      <w:proofErr w:type="gramEnd"/>
+      <w:r>
+        <w:rPr>
+          <w:rFonts w:asciiTheme="minorHAnsi" w:hAnsiTheme="minorHAnsi" w:cstheme="minorHAnsi"/>
+          <w:lang w:val="es-CO"/>
+        </w:rPr>
+        <w:t>));</w:t>
+      </w:r>
+    </w:p>
+    <w:p>
+      <w:pPr>
+        <w:pStyle w:val="Prrafodelista"/>
+        <w:rPr>
+          <w:rFonts w:asciiTheme="minorHAnsi" w:hAnsiTheme="minorHAnsi" w:cstheme="minorHAnsi"/>
+          <w:lang w:val="es-CO"/>
+        </w:rPr>
+      </w:pPr>
+      <w:r>
+        <w:rPr>
+          <w:rFonts w:asciiTheme="minorHAnsi" w:hAnsiTheme="minorHAnsi" w:cstheme="minorHAnsi"/>
+          <w:lang w:val="es-CO"/>
+        </w:rPr>
+        <w:t>END //</w:t>
+      </w:r>
+    </w:p>
+    <w:p>
+      <w:pPr>
+        <w:pStyle w:val="Prrafodelista"/>
+        <w:rPr>
+          <w:rFonts w:asciiTheme="minorHAnsi" w:hAnsiTheme="minorHAnsi" w:cstheme="minorHAnsi"/>
+          <w:lang w:val="es-CO"/>
+        </w:rPr>
+      </w:pPr>
+    </w:p>
+    <w:p>
+      <w:pPr>
+        <w:pStyle w:val="Prrafodelista"/>
+        <w:jc w:val="left"/>
+        <w:rPr>
+          <w:rFonts w:asciiTheme="minorHAnsi" w:hAnsiTheme="minorHAnsi" w:cstheme="minorHAnsi"/>
+          <w:lang w:val="es-CO"/>
+        </w:rPr>
+      </w:pPr>
+      <w:r>
+        <w:rPr>
+          <w:rFonts w:asciiTheme="minorHAnsi" w:hAnsiTheme="minorHAnsi" w:cstheme="minorHAnsi"/>
+          <w:b/>
+          <w:bCs/>
+          <w:lang w:val="es-CO"/>
+        </w:rPr>
+        <w:t>Test de Trigger</w:t>
+      </w:r>
+    </w:p>
+    <w:p>
+      <w:pPr>
+        <w:pStyle w:val="Prrafodelista"/>
+        <w:jc w:val="left"/>
+        <w:rPr>
+          <w:rFonts w:asciiTheme="minorHAnsi" w:hAnsiTheme="minorHAnsi" w:cstheme="minorHAnsi"/>
+          <w:lang w:val="es-CO"/>
+        </w:rPr>
+      </w:pPr>
+      <w:proofErr w:type="spellStart"/>
+      <w:r>
+        <w:rPr>
+          <w:rFonts w:asciiTheme="minorHAnsi" w:hAnsiTheme="minorHAnsi" w:cstheme="minorHAnsi"/>
+          <w:lang w:val="es-CO"/>
+        </w:rPr>
+        <w:t>Logueamos</w:t>
+      </w:r>
+      <w:proofErr w:type="spellEnd"/>
+      <w:r>
+        <w:rPr>
+          <w:rFonts w:asciiTheme="minorHAnsi" w:hAnsiTheme="minorHAnsi" w:cstheme="minorHAnsi"/>
+          <w:lang w:val="es-CO"/>
+        </w:rPr>
+        <w:t xml:space="preserve"> como </w:t>
+      </w:r>
+      <w:proofErr w:type="spellStart"/>
+      <w:r>
+        <w:rPr>
+          <w:rFonts w:asciiTheme="minorHAnsi" w:hAnsiTheme="minorHAnsi" w:cstheme="minorHAnsi"/>
+          <w:lang w:val="es-CO"/>
+        </w:rPr>
+        <w:t>admin</w:t>
+      </w:r>
+      <w:proofErr w:type="spellEnd"/>
+    </w:p>
+    <w:p>
+      <w:pPr>
+        <w:pStyle w:val="Prrafodelista"/>
+        <w:jc w:val="left"/>
+        <w:rPr>
+          <w:rFonts w:asciiTheme="minorHAnsi" w:hAnsiTheme="minorHAnsi" w:cstheme="minorHAnsi"/>
+          <w:lang w:val="es-CO"/>
+        </w:rPr>
+      </w:pPr>
+    </w:p>
+    <w:p>
+      <w:pPr>
+        <w:pStyle w:val="Prrafodelista"/>
+        <w:jc w:val="left"/>
+        <w:rPr>
+          <w:rFonts w:asciiTheme="minorHAnsi" w:hAnsiTheme="minorHAnsi" w:cstheme="minorHAnsi"/>
+          <w:lang w:val="es-CO"/>
+        </w:rPr>
+      </w:pPr>
+      <w:r>
+        <w:rPr>
+          <w:rFonts w:asciiTheme="minorHAnsi" w:hAnsiTheme="minorHAnsi" w:cstheme="minorHAnsi"/>
+          <w:lang w:val="es-CO"/>
+        </w:rPr>
+        <w:drawing>
+          <wp:inline distT="0" distB="0" distL="0" distR="0" wp14:anchorId="29DEA151" wp14:editId="7970B99E">
+            <wp:extent cx="5431790" cy="3442970"/>
+            <wp:effectExtent l="0" t="0" r="0" b="5080"/>
+            <wp:docPr id="315263531" name="Imagen 1" descr="The image displays a MySQL Workbench interface, where a user is setting up a new connection to a MySQL server, including details such as connection name, hostname, port, username, password, and default schema.&#10;&#10;El contenido generado por IA puede ser incorrecto."/>
+            <wp:cNvGraphicFramePr>
+              <a:graphicFrameLocks xmlns:a="http://schemas.openxmlformats.org/drawingml/2006/main" noChangeAspect="1"/>
+            </wp:cNvGraphicFramePr>
+            <a:graphic xmlns:a="http://schemas.openxmlformats.org/drawingml/2006/main">
+              <a:graphicData uri="http://schemas.openxmlformats.org/drawingml/2006/picture">
+                <pic:pic xmlns:pic="http://schemas.openxmlformats.org/drawingml/2006/picture">
+                  <pic:nvPicPr>
+                    <pic:cNvPr id="315263531" name="Imagen 1" descr="The image displays a MySQL Workbench interface, where a user is setting up a new connection to a MySQL server, including details such as connection name, hostname, port, username, password, and default schema.&#10;&#10;El contenido generado por IA puede ser incorrecto."/>
+                    <pic:cNvPicPr/>
+                  </pic:nvPicPr>
+                  <pic:blipFill>
+                    <a:blip r:embed="rId29"/>
+                    <a:stretch>
+                      <a:fillRect/>
+                    </a:stretch>
+                  </pic:blipFill>
+                  <pic:spPr>
+                    <a:xfrm>
+                      <a:off x="0" y="0"/>
+                      <a:ext cx="5431790" cy="3442970"/>
+                    </a:xfrm>
+                    <a:prstGeom prst="rect">
+                      <a:avLst/>
+                    </a:prstGeom>
+                  </pic:spPr>
+                </pic:pic>
+              </a:graphicData>
+            </a:graphic>
+          </wp:inline>
+        </w:drawing>
+      </w:r>
+    </w:p>
+    <w:p>
+      <w:pPr>
+        <w:pStyle w:val="Prrafodelista"/>
+        <w:jc w:val="left"/>
+        <w:rPr>
+          <w:rFonts w:asciiTheme="minorHAnsi" w:hAnsiTheme="minorHAnsi" w:cstheme="minorHAnsi"/>
+          <w:lang w:val="es-CO"/>
+        </w:rPr>
+      </w:pPr>
+    </w:p>
+    <w:p>
+      <w:pPr>
+        <w:pStyle w:val="Prrafodelista"/>
+        <w:jc w:val="left"/>
+        <w:rPr>
+          <w:rFonts w:asciiTheme="minorHAnsi" w:hAnsiTheme="minorHAnsi" w:cstheme="minorHAnsi"/>
+          <w:lang w:val="es-CO"/>
+        </w:rPr>
+      </w:pPr>
+    </w:p>
+    <w:p>
+      <w:pPr>
+        <w:pStyle w:val="Prrafodelista"/>
+        <w:jc w:val="left"/>
+        <w:rPr>
+          <w:rFonts w:asciiTheme="minorHAnsi" w:hAnsiTheme="minorHAnsi" w:cstheme="minorHAnsi"/>
+          <w:lang w:val="es-CO"/>
+        </w:rPr>
+      </w:pPr>
+    </w:p>
+    <w:p>
+      <w:pPr>
+        <w:pStyle w:val="Prrafodelista"/>
+        <w:jc w:val="left"/>
+        <w:rPr>
+          <w:rFonts w:asciiTheme="minorHAnsi" w:hAnsiTheme="minorHAnsi" w:cstheme="minorHAnsi"/>
+          <w:lang w:val="es-CO"/>
+        </w:rPr>
+      </w:pPr>
+    </w:p>
+    <w:p>
+      <w:pPr>
+        <w:pStyle w:val="Prrafodelista"/>
+        <w:jc w:val="left"/>
+        <w:rPr>
+          <w:rFonts w:asciiTheme="minorHAnsi" w:hAnsiTheme="minorHAnsi" w:cstheme="minorHAnsi"/>
+          <w:lang w:val="es-CO"/>
+        </w:rPr>
+      </w:pPr>
+    </w:p>
+    <w:p>
+      <w:pPr>
+        <w:pStyle w:val="Prrafodelista"/>
+        <w:jc w:val="left"/>
+        <w:rPr>
+          <w:rFonts w:asciiTheme="minorHAnsi" w:hAnsiTheme="minorHAnsi" w:cstheme="minorHAnsi"/>
+          <w:lang w:val="es-CO"/>
+        </w:rPr>
+      </w:pPr>
+    </w:p>
+    <w:p>
+      <w:pPr>
+        <w:pStyle w:val="Prrafodelista"/>
+        <w:jc w:val="left"/>
+        <w:rPr>
+          <w:rFonts w:asciiTheme="minorHAnsi" w:hAnsiTheme="minorHAnsi" w:cstheme="minorHAnsi"/>
+          <w:lang w:val="es-CO"/>
+        </w:rPr>
+      </w:pPr>
+    </w:p>
+    <w:p>
+      <w:pPr>
+        <w:pStyle w:val="Prrafodelista"/>
+        <w:jc w:val="left"/>
+        <w:rPr>
+          <w:rFonts w:asciiTheme="minorHAnsi" w:hAnsiTheme="minorHAnsi" w:cstheme="minorHAnsi"/>
+          <w:lang w:val="es-CO"/>
+        </w:rPr>
+      </w:pPr>
+      <w:r>
+        <w:rPr>
+          <w:rFonts w:asciiTheme="minorHAnsi" w:hAnsiTheme="minorHAnsi" w:cstheme="minorHAnsi"/>
+          <w:lang w:val="es-CO"/>
+        </w:rPr>
         <w:lastRenderedPageBreak/>
-        <w:t xml:space="preserve">    VALUES (</w:t>
+        <w:t>Listamos una venta</w:t>
+      </w:r>
+    </w:p>
+    <w:p>
+      <w:pPr>
+        <w:pStyle w:val="Prrafodelista"/>
+        <w:jc w:val="left"/>
+        <w:rPr>
+          <w:rFonts w:asciiTheme="minorHAnsi" w:hAnsiTheme="minorHAnsi" w:cstheme="minorHAnsi"/>
+          <w:lang w:val="es-CO"/>
+        </w:rPr>
+      </w:pPr>
+    </w:p>
+    <w:p>
+      <w:pPr>
+        <w:pStyle w:val="Prrafodelista"/>
+        <w:jc w:val="left"/>
+        <w:rPr>
+          <w:rFonts w:asciiTheme="minorHAnsi" w:hAnsiTheme="minorHAnsi" w:cstheme="minorHAnsi"/>
+          <w:lang w:val="es-CO"/>
+        </w:rPr>
+      </w:pPr>
+      <w:r>
+        <w:rPr>
+          <w:rFonts w:asciiTheme="minorHAnsi" w:hAnsiTheme="minorHAnsi" w:cstheme="minorHAnsi"/>
+          <w:lang w:val="es-CO"/>
+        </w:rPr>
+        <w:t xml:space="preserve">SELECT </w:t>
       </w:r>
       <w:proofErr w:type="spellStart"/>
       <w:r>
@@ -13363,7 +14110,7 @@
           <w:rFonts w:asciiTheme="minorHAnsi" w:hAnsiTheme="minorHAnsi" w:cstheme="minorHAnsi"/>
           <w:lang w:val="es-CO"/>
         </w:rPr>
-        <w:t>OLD.id_venta</w:t>
+        <w:t>id_venta</w:t>
       </w:r>
       <w:proofErr w:type="spellEnd"/>
       <w:r>
@@ -13371,55 +14118,302 @@
           <w:rFonts w:asciiTheme="minorHAnsi" w:hAnsiTheme="minorHAnsi" w:cstheme="minorHAnsi"/>
           <w:lang w:val="es-CO"/>
         </w:rPr>
-        <w:t>, 'ACTUALIZACIÓN', CURRENT_</w:t>
-      </w:r>
-      <w:proofErr w:type="gramStart"/>
-      <w:r>
-        <w:rPr>
-          <w:rFonts w:asciiTheme="minorHAnsi" w:hAnsiTheme="minorHAnsi" w:cstheme="minorHAnsi"/>
-          <w:lang w:val="es-CO"/>
-        </w:rPr>
-        <w:t>USER(</w:t>
-      </w:r>
-      <w:proofErr w:type="gramEnd"/>
-      <w:r>
-        <w:rPr>
-          <w:rFonts w:asciiTheme="minorHAnsi" w:hAnsiTheme="minorHAnsi" w:cstheme="minorHAnsi"/>
-          <w:lang w:val="es-CO"/>
-        </w:rPr>
-        <w:t xml:space="preserve">), </w:t>
-      </w:r>
-      <w:proofErr w:type="gramStart"/>
-      <w:r>
-        <w:rPr>
-          <w:rFonts w:asciiTheme="minorHAnsi" w:hAnsiTheme="minorHAnsi" w:cstheme="minorHAnsi"/>
-          <w:lang w:val="es-CO"/>
-        </w:rPr>
-        <w:t>NOW(</w:t>
-      </w:r>
-      <w:proofErr w:type="gramEnd"/>
-      <w:r>
-        <w:rPr>
-          <w:rFonts w:asciiTheme="minorHAnsi" w:hAnsiTheme="minorHAnsi" w:cstheme="minorHAnsi"/>
-          <w:lang w:val="es-CO"/>
-        </w:rPr>
-        <w:t>));</w:t>
-      </w:r>
-    </w:p>
-    <w:p>
-      <w:pPr>
-        <w:pStyle w:val="Prrafodelista"/>
-        <w:rPr>
-          <w:rFonts w:asciiTheme="minorHAnsi" w:hAnsiTheme="minorHAnsi" w:cstheme="minorHAnsi"/>
-          <w:lang w:val="es-CO"/>
-        </w:rPr>
-      </w:pPr>
-      <w:r>
-        <w:rPr>
-          <w:rFonts w:asciiTheme="minorHAnsi" w:hAnsiTheme="minorHAnsi" w:cstheme="minorHAnsi"/>
-          <w:lang w:val="es-CO"/>
-        </w:rPr>
-        <w:t>END //</w:t>
+        <w:t xml:space="preserve">, </w:t>
+      </w:r>
+      <w:proofErr w:type="spellStart"/>
+      <w:r>
+        <w:rPr>
+          <w:rFonts w:asciiTheme="minorHAnsi" w:hAnsiTheme="minorHAnsi" w:cstheme="minorHAnsi"/>
+          <w:lang w:val="es-CO"/>
+        </w:rPr>
+        <w:t>monto_total</w:t>
+      </w:r>
+      <w:proofErr w:type="spellEnd"/>
+      <w:r>
+        <w:rPr>
+          <w:rFonts w:asciiTheme="minorHAnsi" w:hAnsiTheme="minorHAnsi" w:cstheme="minorHAnsi"/>
+          <w:lang w:val="es-CO"/>
+        </w:rPr>
+        <w:t xml:space="preserve"> FROM ventas WHERE </w:t>
+      </w:r>
+      <w:proofErr w:type="spellStart"/>
+      <w:r>
+        <w:rPr>
+          <w:rFonts w:asciiTheme="minorHAnsi" w:hAnsiTheme="minorHAnsi" w:cstheme="minorHAnsi"/>
+          <w:lang w:val="es-CO"/>
+        </w:rPr>
+        <w:t>id_venta</w:t>
+      </w:r>
+      <w:proofErr w:type="spellEnd"/>
+      <w:r>
+        <w:rPr>
+          <w:rFonts w:asciiTheme="minorHAnsi" w:hAnsiTheme="minorHAnsi" w:cstheme="minorHAnsi"/>
+          <w:lang w:val="es-CO"/>
+        </w:rPr>
+        <w:t xml:space="preserve"> = 1002;</w:t>
+      </w:r>
+    </w:p>
+    <w:p>
+      <w:pPr>
+        <w:pStyle w:val="Prrafodelista"/>
+        <w:jc w:val="left"/>
+        <w:rPr>
+          <w:rFonts w:asciiTheme="minorHAnsi" w:hAnsiTheme="minorHAnsi" w:cstheme="minorHAnsi"/>
+          <w:lang w:val="es-CO"/>
+        </w:rPr>
+      </w:pPr>
+      <w:r>
+        <w:rPr>
+          <w:rFonts w:asciiTheme="minorHAnsi" w:hAnsiTheme="minorHAnsi" w:cstheme="minorHAnsi"/>
+          <w:lang w:val="es-CO"/>
+        </w:rPr>
+        <w:drawing>
+          <wp:inline distT="0" distB="0" distL="0" distR="0" wp14:anchorId="098DA3AE" wp14:editId="19CCF991">
+            <wp:extent cx="2591025" cy="823031"/>
+            <wp:effectExtent l="0" t="0" r="0" b="0"/>
+            <wp:docPr id="1384009927" name="Imagen 1"/>
+            <wp:cNvGraphicFramePr>
+              <a:graphicFrameLocks xmlns:a="http://schemas.openxmlformats.org/drawingml/2006/main" noChangeAspect="1"/>
+            </wp:cNvGraphicFramePr>
+            <a:graphic xmlns:a="http://schemas.openxmlformats.org/drawingml/2006/main">
+              <a:graphicData uri="http://schemas.openxmlformats.org/drawingml/2006/picture">
+                <pic:pic xmlns:pic="http://schemas.openxmlformats.org/drawingml/2006/picture">
+                  <pic:nvPicPr>
+                    <pic:cNvPr id="1384009927" name=""/>
+                    <pic:cNvPicPr/>
+                  </pic:nvPicPr>
+                  <pic:blipFill>
+                    <a:blip r:embed="rId30"/>
+                    <a:stretch>
+                      <a:fillRect/>
+                    </a:stretch>
+                  </pic:blipFill>
+                  <pic:spPr>
+                    <a:xfrm>
+                      <a:off x="0" y="0"/>
+                      <a:ext cx="2591025" cy="823031"/>
+                    </a:xfrm>
+                    <a:prstGeom prst="rect">
+                      <a:avLst/>
+                    </a:prstGeom>
+                  </pic:spPr>
+                </pic:pic>
+              </a:graphicData>
+            </a:graphic>
+          </wp:inline>
+        </w:drawing>
+      </w:r>
+      <w:r>
+        <w:rPr>
+          <w:rFonts w:asciiTheme="minorHAnsi" w:hAnsiTheme="minorHAnsi" w:cstheme="minorHAnsi"/>
+          <w:lang w:val="es-CO"/>
+        </w:rPr>
+        <w:br/>
+      </w:r>
+    </w:p>
+    <w:p>
+      <w:pPr>
+        <w:pStyle w:val="Prrafodelista"/>
+        <w:jc w:val="left"/>
+        <w:rPr>
+          <w:rFonts w:asciiTheme="minorHAnsi" w:hAnsiTheme="minorHAnsi" w:cstheme="minorHAnsi"/>
+          <w:lang w:val="es-CO"/>
+        </w:rPr>
+      </w:pPr>
+      <w:r>
+        <w:rPr>
+          <w:rFonts w:asciiTheme="minorHAnsi" w:hAnsiTheme="minorHAnsi" w:cstheme="minorHAnsi"/>
+          <w:lang w:val="es-CO"/>
+        </w:rPr>
+        <w:t>Actualizamos su valor</w:t>
+      </w:r>
+    </w:p>
+    <w:p>
+      <w:pPr>
+        <w:pStyle w:val="Prrafodelista"/>
+        <w:jc w:val="left"/>
+        <w:rPr>
+          <w:rFonts w:asciiTheme="minorHAnsi" w:hAnsiTheme="minorHAnsi" w:cstheme="minorHAnsi"/>
+          <w:lang w:val="es-CO"/>
+        </w:rPr>
+      </w:pPr>
+      <w:r>
+        <w:rPr>
+          <w:rFonts w:asciiTheme="minorHAnsi" w:hAnsiTheme="minorHAnsi" w:cstheme="minorHAnsi"/>
+          <w:lang w:val="es-CO"/>
+        </w:rPr>
+        <w:t xml:space="preserve">UPDATE ventas </w:t>
+      </w:r>
+    </w:p>
+    <w:p>
+      <w:pPr>
+        <w:pStyle w:val="Prrafodelista"/>
+        <w:jc w:val="left"/>
+        <w:rPr>
+          <w:rFonts w:asciiTheme="minorHAnsi" w:hAnsiTheme="minorHAnsi" w:cstheme="minorHAnsi"/>
+          <w:lang w:val="es-CO"/>
+        </w:rPr>
+      </w:pPr>
+      <w:r>
+        <w:rPr>
+          <w:rFonts w:asciiTheme="minorHAnsi" w:hAnsiTheme="minorHAnsi" w:cstheme="minorHAnsi"/>
+          <w:lang w:val="es-CO"/>
+        </w:rPr>
+        <w:t xml:space="preserve">SET </w:t>
+      </w:r>
+      <w:proofErr w:type="spellStart"/>
+      <w:r>
+        <w:rPr>
+          <w:rFonts w:asciiTheme="minorHAnsi" w:hAnsiTheme="minorHAnsi" w:cstheme="minorHAnsi"/>
+          <w:lang w:val="es-CO"/>
+        </w:rPr>
+        <w:t>monto_total</w:t>
+      </w:r>
+      <w:proofErr w:type="spellEnd"/>
+      <w:r>
+        <w:rPr>
+          <w:rFonts w:asciiTheme="minorHAnsi" w:hAnsiTheme="minorHAnsi" w:cstheme="minorHAnsi"/>
+          <w:lang w:val="es-CO"/>
+        </w:rPr>
+        <w:t xml:space="preserve"> = 98500000 </w:t>
+      </w:r>
+    </w:p>
+    <w:p>
+      <w:pPr>
+        <w:pStyle w:val="Prrafodelista"/>
+        <w:jc w:val="left"/>
+        <w:rPr>
+          <w:rFonts w:asciiTheme="minorHAnsi" w:hAnsiTheme="minorHAnsi" w:cstheme="minorHAnsi"/>
+          <w:lang w:val="es-CO"/>
+        </w:rPr>
+      </w:pPr>
+      <w:r>
+        <w:rPr>
+          <w:rFonts w:asciiTheme="minorHAnsi" w:hAnsiTheme="minorHAnsi" w:cstheme="minorHAnsi"/>
+          <w:lang w:val="es-CO"/>
+        </w:rPr>
+        <w:t xml:space="preserve">WHERE </w:t>
+      </w:r>
+      <w:proofErr w:type="spellStart"/>
+      <w:r>
+        <w:rPr>
+          <w:rFonts w:asciiTheme="minorHAnsi" w:hAnsiTheme="minorHAnsi" w:cstheme="minorHAnsi"/>
+          <w:lang w:val="es-CO"/>
+        </w:rPr>
+        <w:t>id_venta</w:t>
+      </w:r>
+      <w:proofErr w:type="spellEnd"/>
+      <w:r>
+        <w:rPr>
+          <w:rFonts w:asciiTheme="minorHAnsi" w:hAnsiTheme="minorHAnsi" w:cstheme="minorHAnsi"/>
+          <w:lang w:val="es-CO"/>
+        </w:rPr>
+        <w:t xml:space="preserve"> = 1002;</w:t>
+      </w:r>
+    </w:p>
+    <w:p>
+      <w:pPr>
+        <w:pStyle w:val="Prrafodelista"/>
+        <w:jc w:val="left"/>
+        <w:rPr>
+          <w:rFonts w:asciiTheme="minorHAnsi" w:hAnsiTheme="minorHAnsi" w:cstheme="minorHAnsi"/>
+          <w:lang w:val="es-CO"/>
+        </w:rPr>
+      </w:pPr>
+    </w:p>
+    <w:p>
+      <w:pPr>
+        <w:pStyle w:val="Prrafodelista"/>
+        <w:jc w:val="left"/>
+        <w:rPr>
+          <w:rFonts w:asciiTheme="minorHAnsi" w:hAnsiTheme="minorHAnsi" w:cstheme="minorHAnsi"/>
+          <w:lang w:val="es-CO"/>
+        </w:rPr>
+      </w:pPr>
+      <w:r>
+        <w:rPr>
+          <w:rFonts w:asciiTheme="minorHAnsi" w:hAnsiTheme="minorHAnsi" w:cstheme="minorHAnsi"/>
+          <w:lang w:val="es-CO"/>
+        </w:rPr>
+        <w:t>SELECT * FROM auditoria_ventas</w:t>
+      </w:r>
+    </w:p>
+    <w:p>
+      <w:pPr>
+        <w:pStyle w:val="Prrafodelista"/>
+        <w:jc w:val="left"/>
+        <w:rPr>
+          <w:rFonts w:asciiTheme="minorHAnsi" w:hAnsiTheme="minorHAnsi" w:cstheme="minorHAnsi"/>
+          <w:lang w:val="es-CO"/>
+        </w:rPr>
+      </w:pPr>
+      <w:r>
+        <w:rPr>
+          <w:rFonts w:asciiTheme="minorHAnsi" w:hAnsiTheme="minorHAnsi" w:cstheme="minorHAnsi"/>
+          <w:lang w:val="es-CO"/>
+        </w:rPr>
+        <w:t>Revisamos el Log de auditoria</w:t>
+      </w:r>
+    </w:p>
+    <w:p>
+      <w:pPr>
+        <w:pStyle w:val="Prrafodelista"/>
+        <w:jc w:val="left"/>
+        <w:rPr>
+          <w:rFonts w:asciiTheme="minorHAnsi" w:hAnsiTheme="minorHAnsi" w:cstheme="minorHAnsi"/>
+          <w:lang w:val="es-CO"/>
+        </w:rPr>
+      </w:pPr>
+    </w:p>
+    <w:p>
+      <w:pPr>
+        <w:pStyle w:val="Prrafodelista"/>
+        <w:jc w:val="left"/>
+        <w:rPr>
+          <w:rFonts w:asciiTheme="minorHAnsi" w:hAnsiTheme="minorHAnsi" w:cstheme="minorHAnsi"/>
+          <w:lang w:val="es-CO"/>
+        </w:rPr>
+      </w:pPr>
+      <w:r>
+        <w:rPr>
+          <w:rFonts w:asciiTheme="minorHAnsi" w:hAnsiTheme="minorHAnsi" w:cstheme="minorHAnsi"/>
+          <w:lang w:val="es-CO"/>
+        </w:rPr>
+        <w:drawing>
+          <wp:inline distT="0" distB="0" distL="0" distR="0" wp14:anchorId="14BA6114" wp14:editId="4D2AFB0E">
+            <wp:extent cx="4656223" cy="746825"/>
+            <wp:effectExtent l="0" t="0" r="0" b="0"/>
+            <wp:docPr id="1250417214" name="Imagen 1"/>
+            <wp:cNvGraphicFramePr>
+              <a:graphicFrameLocks xmlns:a="http://schemas.openxmlformats.org/drawingml/2006/main" noChangeAspect="1"/>
+            </wp:cNvGraphicFramePr>
+            <a:graphic xmlns:a="http://schemas.openxmlformats.org/drawingml/2006/main">
+              <a:graphicData uri="http://schemas.openxmlformats.org/drawingml/2006/picture">
+                <pic:pic xmlns:pic="http://schemas.openxmlformats.org/drawingml/2006/picture">
+                  <pic:nvPicPr>
+                    <pic:cNvPr id="1250417214" name=""/>
+                    <pic:cNvPicPr/>
+                  </pic:nvPicPr>
+                  <pic:blipFill>
+                    <a:blip r:embed="rId31"/>
+                    <a:stretch>
+                      <a:fillRect/>
+                    </a:stretch>
+                  </pic:blipFill>
+                  <pic:spPr>
+                    <a:xfrm>
+                      <a:off x="0" y="0"/>
+                      <a:ext cx="4656223" cy="746825"/>
+                    </a:xfrm>
+                    <a:prstGeom prst="rect">
+                      <a:avLst/>
+                    </a:prstGeom>
+                  </pic:spPr>
+                </pic:pic>
+              </a:graphicData>
+            </a:graphic>
+          </wp:inline>
+        </w:drawing>
       </w:r>
     </w:p>
     <w:p>
@@ -13728,15 +14722,18 @@
     </w:p>
     <w:p>
       <w:pPr>
-        <w:pStyle w:val="Prrafodelista"/>
-        <w:rPr>
-          <w:rFonts w:asciiTheme="minorHAnsi" w:hAnsiTheme="minorHAnsi" w:cstheme="minorHAnsi"/>
-          <w:lang w:val="es-CO"/>
-        </w:rPr>
-      </w:pPr>
-      <w:r>
-        <w:rPr>
-          <w:rFonts w:asciiTheme="minorHAnsi" w:hAnsiTheme="minorHAnsi" w:cstheme="minorHAnsi"/>
+        <w:rPr>
+          <w:rFonts w:asciiTheme="minorHAnsi" w:hAnsiTheme="minorHAnsi" w:cstheme="minorHAnsi"/>
+          <w:b/>
+          <w:bCs/>
+          <w:lang w:val="es-CO"/>
+        </w:rPr>
+      </w:pPr>
+      <w:r>
+        <w:rPr>
+          <w:rFonts w:asciiTheme="minorHAnsi" w:hAnsiTheme="minorHAnsi" w:cstheme="minorHAnsi"/>
+          <w:b/>
+          <w:bCs/>
           <w:lang w:val="es-CO"/>
         </w:rPr>
         <w:t>Carga por medio de Python.</w:t>
@@ -13759,6 +14756,681 @@
           <w:lang w:val="es-CO"/>
         </w:rPr>
       </w:pPr>
+      <w:r>
+        <w:rPr>
+          <w:rFonts w:asciiTheme="minorHAnsi" w:hAnsiTheme="minorHAnsi" w:cstheme="minorHAnsi"/>
+          <w:lang w:val="es-CO"/>
+        </w:rPr>
+        <w:t>Se encuentra en Repositorio</w:t>
+      </w:r>
+    </w:p>
+    <w:p>
+      <w:pPr>
+        <w:pStyle w:val="Prrafodelista"/>
+        <w:rPr>
+          <w:rFonts w:asciiTheme="minorHAnsi" w:hAnsiTheme="minorHAnsi" w:cstheme="minorHAnsi"/>
+          <w:lang w:val="es-CO"/>
+        </w:rPr>
+      </w:pPr>
+    </w:p>
+    <w:p>
+      <w:pPr>
+        <w:pStyle w:val="Prrafodelista"/>
+        <w:rPr>
+          <w:rFonts w:asciiTheme="minorHAnsi" w:hAnsiTheme="minorHAnsi" w:cstheme="minorHAnsi"/>
+          <w:lang w:val="es-CO"/>
+        </w:rPr>
+      </w:pPr>
+      <w:r>
+        <w:rPr>
+          <w:rFonts w:asciiTheme="minorHAnsi" w:hAnsiTheme="minorHAnsi" w:cstheme="minorHAnsi"/>
+          <w:lang w:val="es-CO"/>
+        </w:rPr>
+        <w:lastRenderedPageBreak/>
+        <w:t>https://github.com/canano94/U3/blob/main/etlcarga.py</w:t>
+      </w:r>
+    </w:p>
+    <w:p>
+      <w:pPr>
+        <w:pStyle w:val="Prrafodelista"/>
+        <w:rPr>
+          <w:rFonts w:asciiTheme="minorHAnsi" w:hAnsiTheme="minorHAnsi" w:cstheme="minorHAnsi"/>
+          <w:lang w:val="es-CO"/>
+        </w:rPr>
+      </w:pPr>
+    </w:p>
+    <w:p>
+      <w:pPr>
+        <w:pStyle w:val="Prrafodelista"/>
+        <w:rPr>
+          <w:rFonts w:asciiTheme="minorHAnsi" w:hAnsiTheme="minorHAnsi" w:cstheme="minorHAnsi"/>
+          <w:lang w:val="es-CO"/>
+        </w:rPr>
+      </w:pPr>
+    </w:p>
+    <w:p>
+      <w:pPr>
+        <w:rPr>
+          <w:rFonts w:asciiTheme="minorHAnsi" w:hAnsiTheme="minorHAnsi" w:cstheme="minorHAnsi"/>
+          <w:b/>
+          <w:bCs/>
+          <w:lang w:val="es-CO"/>
+        </w:rPr>
+      </w:pPr>
+      <w:r>
+        <w:rPr>
+          <w:rFonts w:asciiTheme="minorHAnsi" w:hAnsiTheme="minorHAnsi" w:cstheme="minorHAnsi"/>
+          <w:b/>
+          <w:bCs/>
+          <w:lang w:val="es-CO"/>
+        </w:rPr>
+        <w:t xml:space="preserve">Plan de </w:t>
+      </w:r>
+      <w:proofErr w:type="spellStart"/>
+      <w:r>
+        <w:rPr>
+          <w:rFonts w:asciiTheme="minorHAnsi" w:hAnsiTheme="minorHAnsi" w:cstheme="minorHAnsi"/>
+          <w:b/>
+          <w:bCs/>
+          <w:lang w:val="es-CO"/>
+        </w:rPr>
+        <w:t>Backup</w:t>
+      </w:r>
+      <w:proofErr w:type="spellEnd"/>
+      <w:r>
+        <w:rPr>
+          <w:rFonts w:asciiTheme="minorHAnsi" w:hAnsiTheme="minorHAnsi" w:cstheme="minorHAnsi"/>
+          <w:b/>
+          <w:bCs/>
+          <w:lang w:val="es-CO"/>
+        </w:rPr>
+        <w:t xml:space="preserve"> y Recuperación ante Desastres </w:t>
+      </w:r>
+    </w:p>
+    <w:p>
+      <w:pPr>
+        <w:pStyle w:val="Prrafodelista"/>
+        <w:rPr>
+          <w:rFonts w:asciiTheme="minorHAnsi" w:hAnsiTheme="minorHAnsi" w:cstheme="minorHAnsi"/>
+          <w:lang w:val="es-CO"/>
+        </w:rPr>
+      </w:pPr>
+      <w:r>
+        <w:rPr>
+          <w:rFonts w:asciiTheme="minorHAnsi" w:hAnsiTheme="minorHAnsi" w:cstheme="minorHAnsi"/>
+          <w:lang w:val="es-CO"/>
+        </w:rPr>
+        <w:t xml:space="preserve">Para asegurar la continuidad del negocio de AutoFuturo S.A.S. ante posibles fallas de hardware, ataques de </w:t>
+      </w:r>
+      <w:proofErr w:type="spellStart"/>
+      <w:r>
+        <w:rPr>
+          <w:rFonts w:asciiTheme="minorHAnsi" w:hAnsiTheme="minorHAnsi" w:cstheme="minorHAnsi"/>
+          <w:lang w:val="es-CO"/>
+        </w:rPr>
+        <w:t>ransomware</w:t>
+      </w:r>
+      <w:proofErr w:type="spellEnd"/>
+      <w:r>
+        <w:rPr>
+          <w:rFonts w:asciiTheme="minorHAnsi" w:hAnsiTheme="minorHAnsi" w:cstheme="minorHAnsi"/>
+          <w:lang w:val="es-CO"/>
+        </w:rPr>
+        <w:t xml:space="preserve"> o errores humanos, se establece la siguiente política de respaldo:</w:t>
+      </w:r>
+    </w:p>
+    <w:p>
+      <w:pPr>
+        <w:pStyle w:val="Prrafodelista"/>
+        <w:rPr>
+          <w:rFonts w:asciiTheme="minorHAnsi" w:hAnsiTheme="minorHAnsi" w:cstheme="minorHAnsi"/>
+          <w:b/>
+          <w:bCs/>
+          <w:lang w:val="es-CO"/>
+        </w:rPr>
+      </w:pPr>
+      <w:r>
+        <w:rPr>
+          <w:rFonts w:asciiTheme="minorHAnsi" w:hAnsiTheme="minorHAnsi" w:cstheme="minorHAnsi"/>
+          <w:b/>
+          <w:bCs/>
+          <w:lang w:val="es-CO"/>
+        </w:rPr>
+        <w:t>A. Estrategia y Frecuencia de Respaldo (</w:t>
+      </w:r>
+      <w:proofErr w:type="spellStart"/>
+      <w:r>
+        <w:rPr>
+          <w:rFonts w:asciiTheme="minorHAnsi" w:hAnsiTheme="minorHAnsi" w:cstheme="minorHAnsi"/>
+          <w:b/>
+          <w:bCs/>
+          <w:lang w:val="es-CO"/>
+        </w:rPr>
+        <w:t>Backups</w:t>
+      </w:r>
+      <w:proofErr w:type="spellEnd"/>
+      <w:r>
+        <w:rPr>
+          <w:rFonts w:asciiTheme="minorHAnsi" w:hAnsiTheme="minorHAnsi" w:cstheme="minorHAnsi"/>
+          <w:b/>
+          <w:bCs/>
+          <w:lang w:val="es-CO"/>
+        </w:rPr>
+        <w:t>)</w:t>
+      </w:r>
+    </w:p>
+    <w:p>
+      <w:pPr>
+        <w:pStyle w:val="Prrafodelista"/>
+        <w:numPr>
+          <w:ilvl w:val="0"/>
+          <w:numId w:val="78"/>
+        </w:numPr>
+        <w:rPr>
+          <w:rFonts w:asciiTheme="minorHAnsi" w:hAnsiTheme="minorHAnsi" w:cstheme="minorHAnsi"/>
+          <w:lang w:val="es-CO"/>
+        </w:rPr>
+      </w:pPr>
+      <w:proofErr w:type="spellStart"/>
+      <w:r>
+        <w:rPr>
+          <w:rFonts w:asciiTheme="minorHAnsi" w:hAnsiTheme="minorHAnsi" w:cstheme="minorHAnsi"/>
+          <w:b/>
+          <w:bCs/>
+          <w:lang w:val="es-CO"/>
+        </w:rPr>
+        <w:t>Backup</w:t>
+      </w:r>
+      <w:proofErr w:type="spellEnd"/>
+      <w:r>
+        <w:rPr>
+          <w:rFonts w:asciiTheme="minorHAnsi" w:hAnsiTheme="minorHAnsi" w:cstheme="minorHAnsi"/>
+          <w:b/>
+          <w:bCs/>
+          <w:lang w:val="es-CO"/>
+        </w:rPr>
+        <w:t xml:space="preserve"> Completo (Full):</w:t>
+      </w:r>
+      <w:r>
+        <w:rPr>
+          <w:rFonts w:asciiTheme="minorHAnsi" w:hAnsiTheme="minorHAnsi" w:cstheme="minorHAnsi"/>
+          <w:lang w:val="es-CO"/>
+        </w:rPr>
+        <w:t xml:space="preserve"> Se realizará una copia de seguridad total de la base de datos </w:t>
+      </w:r>
+      <w:proofErr w:type="spellStart"/>
+      <w:r>
+        <w:rPr>
+          <w:rFonts w:asciiTheme="minorHAnsi" w:hAnsiTheme="minorHAnsi" w:cstheme="minorHAnsi"/>
+          <w:lang w:val="es-CO"/>
+        </w:rPr>
+        <w:t>autofuturo</w:t>
+      </w:r>
+      <w:proofErr w:type="spellEnd"/>
+      <w:r>
+        <w:rPr>
+          <w:rFonts w:asciiTheme="minorHAnsi" w:hAnsiTheme="minorHAnsi" w:cstheme="minorHAnsi"/>
+          <w:lang w:val="es-CO"/>
+        </w:rPr>
+        <w:t xml:space="preserve"> </w:t>
+      </w:r>
+      <w:r>
+        <w:rPr>
+          <w:rFonts w:asciiTheme="minorHAnsi" w:hAnsiTheme="minorHAnsi" w:cstheme="minorHAnsi"/>
+          <w:lang w:val="es-CO"/>
+        </w:rPr>
+        <w:t>una vez por semana (domingos a las 02:00 a.m.)</w:t>
+      </w:r>
+      <w:r>
+        <w:rPr>
+          <w:rFonts w:asciiTheme="minorHAnsi" w:hAnsiTheme="minorHAnsi" w:cstheme="minorHAnsi"/>
+          <w:lang w:val="es-CO"/>
+        </w:rPr>
+        <w:t>, momento de menor transaccionalidad operativa.</w:t>
+      </w:r>
+    </w:p>
+    <w:p>
+      <w:pPr>
+        <w:pStyle w:val="Prrafodelista"/>
+        <w:numPr>
+          <w:ilvl w:val="0"/>
+          <w:numId w:val="78"/>
+        </w:numPr>
+        <w:rPr>
+          <w:rFonts w:asciiTheme="minorHAnsi" w:hAnsiTheme="minorHAnsi" w:cstheme="minorHAnsi"/>
+          <w:lang w:val="es-CO"/>
+        </w:rPr>
+      </w:pPr>
+      <w:proofErr w:type="spellStart"/>
+      <w:r>
+        <w:rPr>
+          <w:rFonts w:asciiTheme="minorHAnsi" w:hAnsiTheme="minorHAnsi" w:cstheme="minorHAnsi"/>
+          <w:b/>
+          <w:bCs/>
+          <w:lang w:val="es-CO"/>
+        </w:rPr>
+        <w:t>Backup</w:t>
+      </w:r>
+      <w:proofErr w:type="spellEnd"/>
+      <w:r>
+        <w:rPr>
+          <w:rFonts w:asciiTheme="minorHAnsi" w:hAnsiTheme="minorHAnsi" w:cstheme="minorHAnsi"/>
+          <w:b/>
+          <w:bCs/>
+          <w:lang w:val="es-CO"/>
+        </w:rPr>
+        <w:t xml:space="preserve"> Incremental/Diferencial:</w:t>
+      </w:r>
+      <w:r>
+        <w:rPr>
+          <w:rFonts w:asciiTheme="minorHAnsi" w:hAnsiTheme="minorHAnsi" w:cstheme="minorHAnsi"/>
+          <w:lang w:val="es-CO"/>
+        </w:rPr>
+        <w:t xml:space="preserve"> Se ejecutarán copias de seguridad de los registros nuevos o modificados </w:t>
+      </w:r>
+      <w:r>
+        <w:rPr>
+          <w:rFonts w:asciiTheme="minorHAnsi" w:hAnsiTheme="minorHAnsi" w:cstheme="minorHAnsi"/>
+          <w:lang w:val="es-CO"/>
+        </w:rPr>
+        <w:t>diariamente (lunes a sábado a las 11:30 p.m.)</w:t>
+      </w:r>
+      <w:r>
+        <w:rPr>
+          <w:rFonts w:asciiTheme="minorHAnsi" w:hAnsiTheme="minorHAnsi" w:cstheme="minorHAnsi"/>
+          <w:lang w:val="es-CO"/>
+        </w:rPr>
+        <w:t>. Esto minimiza el impacto en el rendimiento del servidor.</w:t>
+      </w:r>
+    </w:p>
+    <w:p>
+      <w:pPr>
+        <w:pStyle w:val="Prrafodelista"/>
+        <w:numPr>
+          <w:ilvl w:val="0"/>
+          <w:numId w:val="78"/>
+        </w:numPr>
+        <w:rPr>
+          <w:rFonts w:asciiTheme="minorHAnsi" w:hAnsiTheme="minorHAnsi" w:cstheme="minorHAnsi"/>
+          <w:lang w:val="es-CO"/>
+        </w:rPr>
+      </w:pPr>
+      <w:r>
+        <w:rPr>
+          <w:rFonts w:asciiTheme="minorHAnsi" w:hAnsiTheme="minorHAnsi" w:cstheme="minorHAnsi"/>
+          <w:b/>
+          <w:bCs/>
+          <w:lang w:val="es-CO"/>
+        </w:rPr>
+        <w:t>Ubicación</w:t>
+      </w:r>
+      <w:r>
+        <w:rPr>
+          <w:rFonts w:asciiTheme="minorHAnsi" w:hAnsiTheme="minorHAnsi" w:cstheme="minorHAnsi"/>
+          <w:b/>
+          <w:bCs/>
+          <w:lang w:val="es-CO"/>
+        </w:rPr>
+        <w:t>:</w:t>
+      </w:r>
+    </w:p>
+    <w:p>
+      <w:pPr>
+        <w:pStyle w:val="Prrafodelista"/>
+        <w:numPr>
+          <w:ilvl w:val="1"/>
+          <w:numId w:val="78"/>
+        </w:numPr>
+        <w:rPr>
+          <w:rFonts w:asciiTheme="minorHAnsi" w:hAnsiTheme="minorHAnsi" w:cstheme="minorHAnsi"/>
+          <w:lang w:val="es-CO"/>
+        </w:rPr>
+      </w:pPr>
+      <w:r>
+        <w:rPr>
+          <w:rFonts w:asciiTheme="minorHAnsi" w:hAnsiTheme="minorHAnsi" w:cstheme="minorHAnsi"/>
+          <w:i/>
+          <w:iCs/>
+          <w:lang w:val="es-CO"/>
+        </w:rPr>
+        <w:t>Local:</w:t>
+      </w:r>
+      <w:r>
+        <w:rPr>
+          <w:rFonts w:asciiTheme="minorHAnsi" w:hAnsiTheme="minorHAnsi" w:cstheme="minorHAnsi"/>
+          <w:lang w:val="es-CO"/>
+        </w:rPr>
+        <w:t xml:space="preserve"> Una copia rápida en un disco físico secundario</w:t>
+      </w:r>
+    </w:p>
+    <w:p>
+      <w:pPr>
+        <w:pStyle w:val="Prrafodelista"/>
+        <w:ind w:left="1440"/>
+        <w:rPr>
+          <w:rFonts w:asciiTheme="minorHAnsi" w:hAnsiTheme="minorHAnsi" w:cstheme="minorHAnsi"/>
+          <w:lang w:val="es-CO"/>
+        </w:rPr>
+      </w:pPr>
+    </w:p>
+    <w:p>
+      <w:pPr>
+        <w:pStyle w:val="Prrafodelista"/>
+        <w:numPr>
+          <w:ilvl w:val="1"/>
+          <w:numId w:val="78"/>
+        </w:numPr>
+        <w:rPr>
+          <w:rFonts w:asciiTheme="minorHAnsi" w:hAnsiTheme="minorHAnsi" w:cstheme="minorHAnsi"/>
+          <w:lang w:val="es-CO"/>
+        </w:rPr>
+      </w:pPr>
+      <w:r>
+        <w:rPr>
+          <w:rFonts w:asciiTheme="minorHAnsi" w:hAnsiTheme="minorHAnsi" w:cstheme="minorHAnsi"/>
+          <w:i/>
+          <w:iCs/>
+          <w:lang w:val="es-CO"/>
+        </w:rPr>
+        <w:t>Nube (Off-site):</w:t>
+      </w:r>
+      <w:r>
+        <w:rPr>
+          <w:rFonts w:asciiTheme="minorHAnsi" w:hAnsiTheme="minorHAnsi" w:cstheme="minorHAnsi"/>
+          <w:lang w:val="es-CO"/>
+        </w:rPr>
+        <w:t xml:space="preserve"> Una copia cifrada sincronizada automáticamente con un servicio de almacenamiento en la nube (ej. Amazon S3 o Azure Blob Storage) para proteger la información en caso de un </w:t>
+      </w:r>
+      <w:r>
+        <w:rPr>
+          <w:rFonts w:asciiTheme="minorHAnsi" w:hAnsiTheme="minorHAnsi" w:cstheme="minorHAnsi"/>
+          <w:lang w:val="es-CO"/>
+        </w:rPr>
+        <w:t>daño físico.</w:t>
+      </w:r>
+    </w:p>
+    <w:p>
+      <w:pPr>
+        <w:pStyle w:val="Prrafodelista"/>
+        <w:rPr>
+          <w:rFonts w:asciiTheme="minorHAnsi" w:hAnsiTheme="minorHAnsi" w:cstheme="minorHAnsi"/>
+          <w:b/>
+          <w:bCs/>
+          <w:lang w:val="es-CO"/>
+        </w:rPr>
+      </w:pPr>
+      <w:r>
+        <w:rPr>
+          <w:rFonts w:asciiTheme="minorHAnsi" w:hAnsiTheme="minorHAnsi" w:cstheme="minorHAnsi"/>
+          <w:b/>
+          <w:bCs/>
+          <w:lang w:val="es-CO"/>
+        </w:rPr>
+        <w:t>B. Procedimiento de Recuperación del Sistema</w:t>
+      </w:r>
+    </w:p>
+    <w:p>
+      <w:pPr>
+        <w:pStyle w:val="Prrafodelista"/>
+        <w:rPr>
+          <w:rFonts w:asciiTheme="minorHAnsi" w:hAnsiTheme="minorHAnsi" w:cstheme="minorHAnsi"/>
+          <w:lang w:val="es-CO"/>
+        </w:rPr>
+      </w:pPr>
+      <w:r>
+        <w:rPr>
+          <w:rFonts w:asciiTheme="minorHAnsi" w:hAnsiTheme="minorHAnsi" w:cstheme="minorHAnsi"/>
+          <w:lang w:val="es-CO"/>
+        </w:rPr>
+        <w:t>En caso de corrupción de datos o caída del servidor, el equipo de administración de base de datos seguirá este protocolo estricto:</w:t>
+      </w:r>
+    </w:p>
+    <w:p>
+      <w:pPr>
+        <w:pStyle w:val="Prrafodelista"/>
+        <w:numPr>
+          <w:ilvl w:val="0"/>
+          <w:numId w:val="79"/>
+        </w:numPr>
+        <w:rPr>
+          <w:rFonts w:asciiTheme="minorHAnsi" w:hAnsiTheme="minorHAnsi" w:cstheme="minorHAnsi"/>
+          <w:lang w:val="es-CO"/>
+        </w:rPr>
+      </w:pPr>
+      <w:r>
+        <w:rPr>
+          <w:rFonts w:asciiTheme="minorHAnsi" w:hAnsiTheme="minorHAnsi" w:cstheme="minorHAnsi"/>
+          <w:b/>
+          <w:bCs/>
+          <w:lang w:val="es-CO"/>
+        </w:rPr>
+        <w:t>Aislamiento:</w:t>
+      </w:r>
+      <w:r>
+        <w:rPr>
+          <w:rFonts w:asciiTheme="minorHAnsi" w:hAnsiTheme="minorHAnsi" w:cstheme="minorHAnsi"/>
+          <w:lang w:val="es-CO"/>
+        </w:rPr>
+        <w:t xml:space="preserve"> Detener los servicios de las aplicaciones cliente y el proceso ETL para evitar la sobreescritura o la entrada de datos corruptos.</w:t>
+      </w:r>
+    </w:p>
+    <w:p>
+      <w:pPr>
+        <w:pStyle w:val="Prrafodelista"/>
+        <w:numPr>
+          <w:ilvl w:val="0"/>
+          <w:numId w:val="79"/>
+        </w:numPr>
+        <w:rPr>
+          <w:rFonts w:asciiTheme="minorHAnsi" w:hAnsiTheme="minorHAnsi" w:cstheme="minorHAnsi"/>
+          <w:lang w:val="es-CO"/>
+        </w:rPr>
+      </w:pPr>
+      <w:r>
+        <w:rPr>
+          <w:rFonts w:asciiTheme="minorHAnsi" w:hAnsiTheme="minorHAnsi" w:cstheme="minorHAnsi"/>
+          <w:b/>
+          <w:bCs/>
+          <w:lang w:val="es-CO"/>
+        </w:rPr>
+        <w:t>Preparación del Entorno:</w:t>
+      </w:r>
+      <w:r>
+        <w:rPr>
+          <w:rFonts w:asciiTheme="minorHAnsi" w:hAnsiTheme="minorHAnsi" w:cstheme="minorHAnsi"/>
+          <w:lang w:val="es-CO"/>
+        </w:rPr>
+        <w:t xml:space="preserve"> Si el daño fue de hardware, instalar y configurar una instancia limpia de MySQL Server.</w:t>
+      </w:r>
+    </w:p>
+    <w:p>
+      <w:pPr>
+        <w:pStyle w:val="Prrafodelista"/>
+        <w:numPr>
+          <w:ilvl w:val="0"/>
+          <w:numId w:val="79"/>
+        </w:numPr>
+        <w:rPr>
+          <w:rFonts w:asciiTheme="minorHAnsi" w:hAnsiTheme="minorHAnsi" w:cstheme="minorHAnsi"/>
+          <w:lang w:val="es-CO"/>
+        </w:rPr>
+      </w:pPr>
+      <w:r>
+        <w:rPr>
+          <w:rFonts w:asciiTheme="minorHAnsi" w:hAnsiTheme="minorHAnsi" w:cstheme="minorHAnsi"/>
+          <w:b/>
+          <w:bCs/>
+          <w:lang w:val="es-CO"/>
+        </w:rPr>
+        <w:t>Restauración Base:</w:t>
+      </w:r>
+      <w:r>
+        <w:rPr>
+          <w:rFonts w:asciiTheme="minorHAnsi" w:hAnsiTheme="minorHAnsi" w:cstheme="minorHAnsi"/>
+          <w:lang w:val="es-CO"/>
+        </w:rPr>
+        <w:t xml:space="preserve"> Restaurar el último archivo .</w:t>
+      </w:r>
+      <w:proofErr w:type="spellStart"/>
+      <w:r>
+        <w:rPr>
+          <w:rFonts w:asciiTheme="minorHAnsi" w:hAnsiTheme="minorHAnsi" w:cstheme="minorHAnsi"/>
+          <w:lang w:val="es-CO"/>
+        </w:rPr>
+        <w:t>sql</w:t>
+      </w:r>
+      <w:proofErr w:type="spellEnd"/>
+      <w:r>
+        <w:rPr>
+          <w:rFonts w:asciiTheme="minorHAnsi" w:hAnsiTheme="minorHAnsi" w:cstheme="minorHAnsi"/>
+          <w:lang w:val="es-CO"/>
+        </w:rPr>
+        <w:t xml:space="preserve"> o volcado binario del </w:t>
+      </w:r>
+      <w:proofErr w:type="spellStart"/>
+      <w:r>
+        <w:rPr>
+          <w:rFonts w:asciiTheme="minorHAnsi" w:hAnsiTheme="minorHAnsi" w:cstheme="minorHAnsi"/>
+          <w:lang w:val="es-CO"/>
+        </w:rPr>
+        <w:t>Backup</w:t>
+      </w:r>
+      <w:proofErr w:type="spellEnd"/>
+      <w:r>
+        <w:rPr>
+          <w:rFonts w:asciiTheme="minorHAnsi" w:hAnsiTheme="minorHAnsi" w:cstheme="minorHAnsi"/>
+          <w:lang w:val="es-CO"/>
+        </w:rPr>
+        <w:t xml:space="preserve"> Completo del </w:t>
+      </w:r>
+      <w:proofErr w:type="gramStart"/>
+      <w:r>
+        <w:rPr>
+          <w:rFonts w:asciiTheme="minorHAnsi" w:hAnsiTheme="minorHAnsi" w:cstheme="minorHAnsi"/>
+          <w:lang w:val="es-CO"/>
+        </w:rPr>
+        <w:t>día domingo</w:t>
+      </w:r>
+      <w:proofErr w:type="gramEnd"/>
+      <w:r>
+        <w:rPr>
+          <w:rFonts w:asciiTheme="minorHAnsi" w:hAnsiTheme="minorHAnsi" w:cstheme="minorHAnsi"/>
+          <w:lang w:val="es-CO"/>
+        </w:rPr>
+        <w:t>.</w:t>
+      </w:r>
+    </w:p>
+    <w:p>
+      <w:pPr>
+        <w:pStyle w:val="Prrafodelista"/>
+        <w:numPr>
+          <w:ilvl w:val="0"/>
+          <w:numId w:val="79"/>
+        </w:numPr>
+        <w:rPr>
+          <w:rFonts w:asciiTheme="minorHAnsi" w:hAnsiTheme="minorHAnsi" w:cstheme="minorHAnsi"/>
+          <w:lang w:val="es-CO"/>
+        </w:rPr>
+      </w:pPr>
+      <w:r>
+        <w:rPr>
+          <w:rFonts w:asciiTheme="minorHAnsi" w:hAnsiTheme="minorHAnsi" w:cstheme="minorHAnsi"/>
+          <w:b/>
+          <w:bCs/>
+          <w:lang w:val="es-CO"/>
+        </w:rPr>
+        <w:t>Aplicación de Incrementales:</w:t>
+      </w:r>
+      <w:r>
+        <w:rPr>
+          <w:rFonts w:asciiTheme="minorHAnsi" w:hAnsiTheme="minorHAnsi" w:cstheme="minorHAnsi"/>
+          <w:lang w:val="es-CO"/>
+        </w:rPr>
+        <w:t xml:space="preserve"> Ejecutar secuencialmente los </w:t>
+      </w:r>
+      <w:proofErr w:type="spellStart"/>
+      <w:r>
+        <w:rPr>
+          <w:rFonts w:asciiTheme="minorHAnsi" w:hAnsiTheme="minorHAnsi" w:cstheme="minorHAnsi"/>
+          <w:lang w:val="es-CO"/>
+        </w:rPr>
+        <w:t>backups</w:t>
+      </w:r>
+      <w:proofErr w:type="spellEnd"/>
+      <w:r>
+        <w:rPr>
+          <w:rFonts w:asciiTheme="minorHAnsi" w:hAnsiTheme="minorHAnsi" w:cstheme="minorHAnsi"/>
+          <w:lang w:val="es-CO"/>
+        </w:rPr>
+        <w:t xml:space="preserve"> diarios disponibles hasta el punto justo anterior a la falla.</w:t>
+      </w:r>
+    </w:p>
+    <w:p>
+      <w:pPr>
+        <w:pStyle w:val="Prrafodelista"/>
+        <w:numPr>
+          <w:ilvl w:val="0"/>
+          <w:numId w:val="79"/>
+        </w:numPr>
+        <w:rPr>
+          <w:rFonts w:asciiTheme="minorHAnsi" w:hAnsiTheme="minorHAnsi" w:cstheme="minorHAnsi"/>
+          <w:lang w:val="es-CO"/>
+        </w:rPr>
+      </w:pPr>
+      <w:r>
+        <w:rPr>
+          <w:rFonts w:asciiTheme="minorHAnsi" w:hAnsiTheme="minorHAnsi" w:cstheme="minorHAnsi"/>
+          <w:b/>
+          <w:bCs/>
+          <w:lang w:val="es-CO"/>
+        </w:rPr>
+        <w:t>Validación de Integridad:</w:t>
+      </w:r>
+      <w:r>
+        <w:rPr>
+          <w:rFonts w:asciiTheme="minorHAnsi" w:hAnsiTheme="minorHAnsi" w:cstheme="minorHAnsi"/>
+          <w:lang w:val="es-CO"/>
+        </w:rPr>
+        <w:t xml:space="preserve"> Ejecutar scripts de comprobación para verificar que las restricciones de llaves foráneas y los datos cifrados con AES se mantienen consistentes.</w:t>
+      </w:r>
+    </w:p>
+    <w:p>
+      <w:pPr>
+        <w:pStyle w:val="Prrafodelista"/>
+        <w:numPr>
+          <w:ilvl w:val="0"/>
+          <w:numId w:val="79"/>
+        </w:numPr>
+        <w:rPr>
+          <w:rFonts w:asciiTheme="minorHAnsi" w:hAnsiTheme="minorHAnsi" w:cstheme="minorHAnsi"/>
+          <w:lang w:val="es-CO"/>
+        </w:rPr>
+      </w:pPr>
+      <w:r>
+        <w:rPr>
+          <w:rFonts w:asciiTheme="minorHAnsi" w:hAnsiTheme="minorHAnsi" w:cstheme="minorHAnsi"/>
+          <w:b/>
+          <w:bCs/>
+          <w:lang w:val="es-CO"/>
+        </w:rPr>
+        <w:t>Reconexión:</w:t>
+      </w:r>
+      <w:r>
+        <w:rPr>
+          <w:rFonts w:asciiTheme="minorHAnsi" w:hAnsiTheme="minorHAnsi" w:cstheme="minorHAnsi"/>
+          <w:lang w:val="es-CO"/>
+        </w:rPr>
+        <w:t xml:space="preserve"> Restablecer el acceso a los roles operativos y reiniciar los servicios de la aplicación del concesionario.</w:t>
+      </w:r>
+    </w:p>
+    <w:p>
+      <w:pPr>
+        <w:pStyle w:val="Prrafodelista"/>
+        <w:rPr>
+          <w:rFonts w:asciiTheme="minorHAnsi" w:hAnsiTheme="minorHAnsi" w:cstheme="minorHAnsi"/>
+          <w:lang w:val="es-CO"/>
+        </w:rPr>
+      </w:pPr>
     </w:p>
     <w:p>
       <w:pPr>
@@ -13797,12 +15469,12 @@
       </w:pPr>
     </w:p>
     <w:sectPr>
-      <w:headerReference w:type="even" r:id="rId27"/>
-      <w:headerReference w:type="default" r:id="rId28"/>
-      <w:footerReference w:type="even" r:id="rId29"/>
-      <w:footerReference w:type="default" r:id="rId30"/>
-      <w:headerReference w:type="first" r:id="rId31"/>
-      <w:footerReference w:type="first" r:id="rId32"/>
+      <w:headerReference w:type="even" r:id="rId32"/>
+      <w:headerReference w:type="default" r:id="rId33"/>
+      <w:footerReference w:type="even" r:id="rId34"/>
+      <w:footerReference w:type="default" r:id="rId35"/>
+      <w:headerReference w:type="first" r:id="rId36"/>
+      <w:footerReference w:type="first" r:id="rId37"/>
       <w:pgSz w:w="12240" w:h="15840"/>
       <w:pgMar w:top="1985" w:right="1701" w:bottom="1418" w:left="1985" w:header="709" w:footer="709" w:gutter="0"/>
       <w:pgNumType w:fmt="numberInDash" w:start="1" w:chapStyle="1"/>
@@ -16790,6 +18462,119 @@
     </w:lvl>
   </w:abstractNum>
   <w:abstractNum w:abstractNumId="22" w15:restartNumberingAfterBreak="0">
+    <w:nsid w:val="29462399"/>
+    <w:multiLevelType w:val="multilevel"/>
+    <w:tmpl w:val="ADF40D14"/>
+    <w:lvl w:ilvl="0">
+      <w:start w:val="1"/>
+      <w:numFmt w:val="decimal"/>
+      <w:lvlText w:val="%1."/>
+      <w:lvlJc w:val="left"/>
+      <w:pPr>
+        <w:tabs>
+          <w:tab w:val="num" w:pos="720"/>
+        </w:tabs>
+        <w:ind w:left="720" w:hanging="360"/>
+      </w:pPr>
+    </w:lvl>
+    <w:lvl w:ilvl="1" w:tentative="1">
+      <w:start w:val="1"/>
+      <w:numFmt w:val="decimal"/>
+      <w:lvlText w:val="%2."/>
+      <w:lvlJc w:val="left"/>
+      <w:pPr>
+        <w:tabs>
+          <w:tab w:val="num" w:pos="1440"/>
+        </w:tabs>
+        <w:ind w:left="1440" w:hanging="360"/>
+      </w:pPr>
+    </w:lvl>
+    <w:lvl w:ilvl="2" w:tentative="1">
+      <w:start w:val="1"/>
+      <w:numFmt w:val="decimal"/>
+      <w:lvlText w:val="%3."/>
+      <w:lvlJc w:val="left"/>
+      <w:pPr>
+        <w:tabs>
+          <w:tab w:val="num" w:pos="2160"/>
+        </w:tabs>
+        <w:ind w:left="2160" w:hanging="360"/>
+      </w:pPr>
+    </w:lvl>
+    <w:lvl w:ilvl="3" w:tentative="1">
+      <w:start w:val="1"/>
+      <w:numFmt w:val="decimal"/>
+      <w:lvlText w:val="%4."/>
+      <w:lvlJc w:val="left"/>
+      <w:pPr>
+        <w:tabs>
+          <w:tab w:val="num" w:pos="2880"/>
+        </w:tabs>
+        <w:ind w:left="2880" w:hanging="360"/>
+      </w:pPr>
+    </w:lvl>
+    <w:lvl w:ilvl="4" w:tentative="1">
+      <w:start w:val="1"/>
+      <w:numFmt w:val="decimal"/>
+      <w:lvlText w:val="%5."/>
+      <w:lvlJc w:val="left"/>
+      <w:pPr>
+        <w:tabs>
+          <w:tab w:val="num" w:pos="3600"/>
+        </w:tabs>
+        <w:ind w:left="3600" w:hanging="360"/>
+      </w:pPr>
+    </w:lvl>
+    <w:lvl w:ilvl="5" w:tentative="1">
+      <w:start w:val="1"/>
+      <w:numFmt w:val="decimal"/>
+      <w:lvlText w:val="%6."/>
+      <w:lvlJc w:val="left"/>
+      <w:pPr>
+        <w:tabs>
+          <w:tab w:val="num" w:pos="4320"/>
+        </w:tabs>
+        <w:ind w:left="4320" w:hanging="360"/>
+      </w:pPr>
+    </w:lvl>
+    <w:lvl w:ilvl="6" w:tentative="1">
+      <w:start w:val="1"/>
+      <w:numFmt w:val="decimal"/>
+      <w:lvlText w:val="%7."/>
+      <w:lvlJc w:val="left"/>
+      <w:pPr>
+        <w:tabs>
+          <w:tab w:val="num" w:pos="5040"/>
+        </w:tabs>
+        <w:ind w:left="5040" w:hanging="360"/>
+      </w:pPr>
+    </w:lvl>
+    <w:lvl w:ilvl="7" w:tentative="1">
+      <w:start w:val="1"/>
+      <w:numFmt w:val="decimal"/>
+      <w:lvlText w:val="%8."/>
+      <w:lvlJc w:val="left"/>
+      <w:pPr>
+        <w:tabs>
+          <w:tab w:val="num" w:pos="5760"/>
+        </w:tabs>
+        <w:ind w:left="5760" w:hanging="360"/>
+      </w:pPr>
+    </w:lvl>
+    <w:lvl w:ilvl="8" w:tentative="1">
+      <w:start w:val="1"/>
+      <w:numFmt w:val="decimal"/>
+      <w:lvlText w:val="%9."/>
+      <w:lvlJc w:val="left"/>
+      <w:pPr>
+        <w:tabs>
+          <w:tab w:val="num" w:pos="6480"/>
+        </w:tabs>
+        <w:ind w:left="6480" w:hanging="360"/>
+      </w:pPr>
+    </w:lvl>
+  </w:abstractNum>
+  <w:abstractNum w:abstractNumId="23" w15:restartNumberingAfterBreak="0">
     <w:nsid w:val="29B77CF9"/>
     <w:multiLevelType w:val="hybridMultilevel"/>
     <w:tmpl w:val="E52418D4"/>
@@ -16902,7 +18687,7 @@
       </w:rPr>
     </w:lvl>
   </w:abstractNum>
-  <w:abstractNum w:abstractNumId="23" w15:restartNumberingAfterBreak="0">
+  <w:abstractNum w:abstractNumId="24" w15:restartNumberingAfterBreak="0">
     <w:nsid w:val="2CFB66B9"/>
     <w:multiLevelType w:val="multilevel"/>
     <w:tmpl w:val="24C4D60A"/>
@@ -17047,7 +18832,7 @@
       </w:rPr>
     </w:lvl>
   </w:abstractNum>
-  <w:abstractNum w:abstractNumId="24" w15:restartNumberingAfterBreak="0">
+  <w:abstractNum w:abstractNumId="25" w15:restartNumberingAfterBreak="0">
     <w:nsid w:val="2D6F459D"/>
     <w:multiLevelType w:val="hybridMultilevel"/>
     <w:tmpl w:val="D54086C8"/>
@@ -17133,7 +18918,7 @@
       </w:pPr>
     </w:lvl>
   </w:abstractNum>
-  <w:abstractNum w:abstractNumId="25" w15:restartNumberingAfterBreak="0">
+  <w:abstractNum w:abstractNumId="26" w15:restartNumberingAfterBreak="0">
     <w:nsid w:val="2EA120D5"/>
     <w:multiLevelType w:val="multilevel"/>
     <w:tmpl w:val="07B27B90"/>
@@ -17252,7 +19037,7 @@
       </w:rPr>
     </w:lvl>
   </w:abstractNum>
-  <w:abstractNum w:abstractNumId="26" w15:restartNumberingAfterBreak="0">
+  <w:abstractNum w:abstractNumId="27" w15:restartNumberingAfterBreak="0">
     <w:nsid w:val="2F406D76"/>
     <w:multiLevelType w:val="multilevel"/>
     <w:tmpl w:val="126633F0"/>
@@ -17370,7 +19155,7 @@
       </w:rPr>
     </w:lvl>
   </w:abstractNum>
-  <w:abstractNum w:abstractNumId="27" w15:restartNumberingAfterBreak="0">
+  <w:abstractNum w:abstractNumId="28" w15:restartNumberingAfterBreak="0">
     <w:nsid w:val="2FEDADA9"/>
     <w:multiLevelType w:val="hybridMultilevel"/>
     <w:tmpl w:val="8B862C2E"/>
@@ -17483,7 +19268,7 @@
       </w:rPr>
     </w:lvl>
   </w:abstractNum>
-  <w:abstractNum w:abstractNumId="28" w15:restartNumberingAfterBreak="0">
+  <w:abstractNum w:abstractNumId="29" w15:restartNumberingAfterBreak="0">
     <w:nsid w:val="31D214E4"/>
     <w:multiLevelType w:val="hybridMultilevel"/>
     <w:tmpl w:val="F0962F66"/>
@@ -17596,7 +19381,7 @@
       </w:rPr>
     </w:lvl>
   </w:abstractNum>
-  <w:abstractNum w:abstractNumId="29" w15:restartNumberingAfterBreak="0">
+  <w:abstractNum w:abstractNumId="30" w15:restartNumberingAfterBreak="0">
     <w:nsid w:val="32F942EF"/>
     <w:multiLevelType w:val="multilevel"/>
     <w:tmpl w:val="04E2A760"/>
@@ -17745,7 +19530,7 @@
       </w:rPr>
     </w:lvl>
   </w:abstractNum>
-  <w:abstractNum w:abstractNumId="30" w15:restartNumberingAfterBreak="0">
+  <w:abstractNum w:abstractNumId="31" w15:restartNumberingAfterBreak="0">
     <w:nsid w:val="330E5A73"/>
     <w:multiLevelType w:val="multilevel"/>
     <w:tmpl w:val="6EA081BE"/>
@@ -17894,7 +19679,7 @@
       </w:rPr>
     </w:lvl>
   </w:abstractNum>
-  <w:abstractNum w:abstractNumId="31" w15:restartNumberingAfterBreak="0">
+  <w:abstractNum w:abstractNumId="32" w15:restartNumberingAfterBreak="0">
     <w:nsid w:val="3717219D"/>
     <w:multiLevelType w:val="hybridMultilevel"/>
     <w:tmpl w:val="2FEA958E"/>
@@ -18007,7 +19792,7 @@
       </w:rPr>
     </w:lvl>
   </w:abstractNum>
-  <w:abstractNum w:abstractNumId="32" w15:restartNumberingAfterBreak="0">
+  <w:abstractNum w:abstractNumId="33" w15:restartNumberingAfterBreak="0">
     <w:nsid w:val="3FC65EE6"/>
     <w:multiLevelType w:val="hybridMultilevel"/>
     <w:tmpl w:val="D6E6DA62"/>
@@ -18120,7 +19905,7 @@
       </w:rPr>
     </w:lvl>
   </w:abstractNum>
-  <w:abstractNum w:abstractNumId="33" w15:restartNumberingAfterBreak="0">
+  <w:abstractNum w:abstractNumId="34" w15:restartNumberingAfterBreak="0">
     <w:nsid w:val="3FF01A8E"/>
     <w:multiLevelType w:val="multilevel"/>
     <w:tmpl w:val="DE46C208"/>
@@ -18234,7 +20019,7 @@
       </w:rPr>
     </w:lvl>
   </w:abstractNum>
-  <w:abstractNum w:abstractNumId="34" w15:restartNumberingAfterBreak="0">
+  <w:abstractNum w:abstractNumId="35" w15:restartNumberingAfterBreak="0">
     <w:nsid w:val="401F2B40"/>
     <w:multiLevelType w:val="multilevel"/>
     <w:tmpl w:val="CE38C610"/>
@@ -18350,7 +20135,7 @@
       </w:rPr>
     </w:lvl>
   </w:abstractNum>
-  <w:abstractNum w:abstractNumId="35" w15:restartNumberingAfterBreak="0">
+  <w:abstractNum w:abstractNumId="36" w15:restartNumberingAfterBreak="0">
     <w:nsid w:val="436002E5"/>
     <w:multiLevelType w:val="hybridMultilevel"/>
     <w:tmpl w:val="7E54CA84"/>
@@ -18436,7 +20221,7 @@
       </w:pPr>
     </w:lvl>
   </w:abstractNum>
-  <w:abstractNum w:abstractNumId="36" w15:restartNumberingAfterBreak="0">
+  <w:abstractNum w:abstractNumId="37" w15:restartNumberingAfterBreak="0">
     <w:nsid w:val="47AA1A0E"/>
     <w:multiLevelType w:val="multilevel"/>
     <w:tmpl w:val="66F8906A"/>
@@ -18585,7 +20370,7 @@
       </w:rPr>
     </w:lvl>
   </w:abstractNum>
-  <w:abstractNum w:abstractNumId="37" w15:restartNumberingAfterBreak="0">
+  <w:abstractNum w:abstractNumId="38" w15:restartNumberingAfterBreak="0">
     <w:nsid w:val="484B1BE1"/>
     <w:multiLevelType w:val="multilevel"/>
     <w:tmpl w:val="92D0B4BA"/>
@@ -18701,7 +20486,7 @@
       </w:rPr>
     </w:lvl>
   </w:abstractNum>
-  <w:abstractNum w:abstractNumId="38" w15:restartNumberingAfterBreak="0">
+  <w:abstractNum w:abstractNumId="39" w15:restartNumberingAfterBreak="0">
     <w:nsid w:val="49A3314F"/>
     <w:multiLevelType w:val="hybridMultilevel"/>
     <w:tmpl w:val="E1ECC19A"/>
@@ -18814,7 +20599,7 @@
       </w:rPr>
     </w:lvl>
   </w:abstractNum>
-  <w:abstractNum w:abstractNumId="39" w15:restartNumberingAfterBreak="0">
+  <w:abstractNum w:abstractNumId="40" w15:restartNumberingAfterBreak="0">
     <w:nsid w:val="4BC870D0"/>
     <w:multiLevelType w:val="hybridMultilevel"/>
     <w:tmpl w:val="3DB48330"/>
@@ -18927,7 +20712,7 @@
       </w:rPr>
     </w:lvl>
   </w:abstractNum>
-  <w:abstractNum w:abstractNumId="40" w15:restartNumberingAfterBreak="0">
+  <w:abstractNum w:abstractNumId="41" w15:restartNumberingAfterBreak="0">
     <w:nsid w:val="4BF06B06"/>
     <w:multiLevelType w:val="hybridMultilevel"/>
     <w:tmpl w:val="00A05A12"/>
@@ -19016,7 +20801,7 @@
       </w:pPr>
     </w:lvl>
   </w:abstractNum>
-  <w:abstractNum w:abstractNumId="41" w15:restartNumberingAfterBreak="0">
+  <w:abstractNum w:abstractNumId="42" w15:restartNumberingAfterBreak="0">
     <w:nsid w:val="4D5A2B04"/>
     <w:multiLevelType w:val="hybridMultilevel"/>
     <w:tmpl w:val="7D7EADE4"/>
@@ -19105,7 +20890,7 @@
       </w:pPr>
     </w:lvl>
   </w:abstractNum>
-  <w:abstractNum w:abstractNumId="42" w15:restartNumberingAfterBreak="0">
+  <w:abstractNum w:abstractNumId="43" w15:restartNumberingAfterBreak="0">
     <w:nsid w:val="4F1226E7"/>
     <w:multiLevelType w:val="hybridMultilevel"/>
     <w:tmpl w:val="2BF24904"/>
@@ -19218,7 +21003,156 @@
       </w:rPr>
     </w:lvl>
   </w:abstractNum>
-  <w:abstractNum w:abstractNumId="43" w15:restartNumberingAfterBreak="0">
+  <w:abstractNum w:abstractNumId="44" w15:restartNumberingAfterBreak="0">
+    <w:nsid w:val="58630BDC"/>
+    <w:multiLevelType w:val="multilevel"/>
+    <w:tmpl w:val="422E4D06"/>
+    <w:lvl w:ilvl="0">
+      <w:start w:val="1"/>
+      <w:numFmt w:val="bullet"/>
+      <w:lvlText w:val=""/>
+      <w:lvlJc w:val="left"/>
+      <w:pPr>
+        <w:tabs>
+          <w:tab w:val="num" w:pos="720"/>
+        </w:tabs>
+        <w:ind w:left="720" w:hanging="360"/>
+      </w:pPr>
+      <w:rPr>
+        <w:rFonts w:ascii="Symbol" w:hAnsi="Symbol" w:hint="default"/>
+        <w:sz w:val="20"/>
+      </w:rPr>
+    </w:lvl>
+    <w:lvl w:ilvl="1">
+      <w:start w:val="1"/>
+      <w:numFmt w:val="bullet"/>
+      <w:lvlText w:val="o"/>
+      <w:lvlJc w:val="left"/>
+      <w:pPr>
+        <w:tabs>
+          <w:tab w:val="num" w:pos="1440"/>
+        </w:tabs>
+        <w:ind w:left="1440" w:hanging="360"/>
+      </w:pPr>
+      <w:rPr>
+        <w:rFonts w:ascii="Courier New" w:hAnsi="Courier New" w:hint="default"/>
+        <w:sz w:val="20"/>
+      </w:rPr>
+    </w:lvl>
+    <w:lvl w:ilvl="2" w:tentative="1">
+      <w:start w:val="1"/>
+      <w:numFmt w:val="bullet"/>
+      <w:lvlText w:val=""/>
+      <w:lvlJc w:val="left"/>
+      <w:pPr>
+        <w:tabs>
+          <w:tab w:val="num" w:pos="2160"/>
+        </w:tabs>
+        <w:ind w:left="2160" w:hanging="360"/>
+      </w:pPr>
+      <w:rPr>
+        <w:rFonts w:ascii="Wingdings" w:hAnsi="Wingdings" w:hint="default"/>
+        <w:sz w:val="20"/>
+      </w:rPr>
+    </w:lvl>
+    <w:lvl w:ilvl="3" w:tentative="1">
+      <w:start w:val="1"/>
+      <w:numFmt w:val="bullet"/>
+      <w:lvlText w:val=""/>
+      <w:lvlJc w:val="left"/>
+      <w:pPr>
+        <w:tabs>
+          <w:tab w:val="num" w:pos="2880"/>
+        </w:tabs>
+        <w:ind w:left="2880" w:hanging="360"/>
+      </w:pPr>
+      <w:rPr>
+        <w:rFonts w:ascii="Wingdings" w:hAnsi="Wingdings" w:hint="default"/>
+        <w:sz w:val="20"/>
+      </w:rPr>
+    </w:lvl>
+    <w:lvl w:ilvl="4" w:tentative="1">
+      <w:start w:val="1"/>
+      <w:numFmt w:val="bullet"/>
+      <w:lvlText w:val=""/>
+      <w:lvlJc w:val="left"/>
+      <w:pPr>
+        <w:tabs>
+          <w:tab w:val="num" w:pos="3600"/>
+        </w:tabs>
+        <w:ind w:left="3600" w:hanging="360"/>
+      </w:pPr>
+      <w:rPr>
+        <w:rFonts w:ascii="Wingdings" w:hAnsi="Wingdings" w:hint="default"/>
+        <w:sz w:val="20"/>
+      </w:rPr>
+    </w:lvl>
+    <w:lvl w:ilvl="5" w:tentative="1">
+      <w:start w:val="1"/>
+      <w:numFmt w:val="bullet"/>
+      <w:lvlText w:val=""/>
+      <w:lvlJc w:val="left"/>
+      <w:pPr>
+        <w:tabs>
+          <w:tab w:val="num" w:pos="4320"/>
+        </w:tabs>
+        <w:ind w:left="4320" w:hanging="360"/>
+      </w:pPr>
+      <w:rPr>
+        <w:rFonts w:ascii="Wingdings" w:hAnsi="Wingdings" w:hint="default"/>
+        <w:sz w:val="20"/>
+      </w:rPr>
+    </w:lvl>
+    <w:lvl w:ilvl="6" w:tentative="1">
+      <w:start w:val="1"/>
+      <w:numFmt w:val="bullet"/>
+      <w:lvlText w:val=""/>
+      <w:lvlJc w:val="left"/>
+      <w:pPr>
+        <w:tabs>
+          <w:tab w:val="num" w:pos="5040"/>
+        </w:tabs>
+        <w:ind w:left="5040" w:hanging="360"/>
+      </w:pPr>
+      <w:rPr>
+        <w:rFonts w:ascii="Wingdings" w:hAnsi="Wingdings" w:hint="default"/>
+        <w:sz w:val="20"/>
+      </w:rPr>
+    </w:lvl>
+    <w:lvl w:ilvl="7" w:tentative="1">
+      <w:start w:val="1"/>
+      <w:numFmt w:val="bullet"/>
+      <w:lvlText w:val=""/>
+      <w:lvlJc w:val="left"/>
+      <w:pPr>
+        <w:tabs>
+          <w:tab w:val="num" w:pos="5760"/>
+        </w:tabs>
+        <w:ind w:left="5760" w:hanging="360"/>
+      </w:pPr>
+      <w:rPr>
+        <w:rFonts w:ascii="Wingdings" w:hAnsi="Wingdings" w:hint="default"/>
+        <w:sz w:val="20"/>
+      </w:rPr>
+    </w:lvl>
+    <w:lvl w:ilvl="8" w:tentative="1">
+      <w:start w:val="1"/>
+      <w:numFmt w:val="bullet"/>
+      <w:lvlText w:val=""/>
+      <w:lvlJc w:val="left"/>
+      <w:pPr>
+        <w:tabs>
+          <w:tab w:val="num" w:pos="6480"/>
+        </w:tabs>
+        <w:ind w:left="6480" w:hanging="360"/>
+      </w:pPr>
+      <w:rPr>
+        <w:rFonts w:ascii="Wingdings" w:hAnsi="Wingdings" w:hint="default"/>
+        <w:sz w:val="20"/>
+      </w:rPr>
+    </w:lvl>
+  </w:abstractNum>
+  <w:abstractNum w:abstractNumId="45" w15:restartNumberingAfterBreak="0">
     <w:nsid w:val="58AF08ED"/>
     <w:multiLevelType w:val="hybridMultilevel"/>
     <w:tmpl w:val="7E54CA84"/>
@@ -19304,7 +21238,7 @@
       </w:pPr>
     </w:lvl>
   </w:abstractNum>
-  <w:abstractNum w:abstractNumId="44" w15:restartNumberingAfterBreak="0">
+  <w:abstractNum w:abstractNumId="46" w15:restartNumberingAfterBreak="0">
     <w:nsid w:val="590906FD"/>
     <w:multiLevelType w:val="hybridMultilevel"/>
     <w:tmpl w:val="A99EBF8C"/>
@@ -19417,7 +21351,7 @@
       </w:rPr>
     </w:lvl>
   </w:abstractNum>
-  <w:abstractNum w:abstractNumId="45" w15:restartNumberingAfterBreak="0">
+  <w:abstractNum w:abstractNumId="47" w15:restartNumberingAfterBreak="0">
     <w:nsid w:val="5A1C216A"/>
     <w:multiLevelType w:val="hybridMultilevel"/>
     <w:tmpl w:val="098C8A62"/>
@@ -19530,7 +21464,7 @@
       </w:rPr>
     </w:lvl>
   </w:abstractNum>
-  <w:abstractNum w:abstractNumId="46" w15:restartNumberingAfterBreak="0">
+  <w:abstractNum w:abstractNumId="48" w15:restartNumberingAfterBreak="0">
     <w:nsid w:val="5C585FE7"/>
     <w:multiLevelType w:val="hybridMultilevel"/>
     <w:tmpl w:val="6D0A8F6C"/>
@@ -19625,7 +21559,7 @@
       </w:pPr>
     </w:lvl>
   </w:abstractNum>
-  <w:abstractNum w:abstractNumId="47" w15:restartNumberingAfterBreak="0">
+  <w:abstractNum w:abstractNumId="49" w15:restartNumberingAfterBreak="0">
     <w:nsid w:val="5EA47DCE"/>
     <w:multiLevelType w:val="multilevel"/>
     <w:tmpl w:val="09A68B50"/>
@@ -19714,7 +21648,7 @@
       </w:pPr>
     </w:lvl>
   </w:abstractNum>
-  <w:abstractNum w:abstractNumId="48" w15:restartNumberingAfterBreak="0">
+  <w:abstractNum w:abstractNumId="50" w15:restartNumberingAfterBreak="0">
     <w:nsid w:val="663548B9"/>
     <w:multiLevelType w:val="multilevel"/>
     <w:tmpl w:val="4B7C300C"/>
@@ -19829,7 +21763,7 @@
       </w:rPr>
     </w:lvl>
   </w:abstractNum>
-  <w:abstractNum w:abstractNumId="49" w15:restartNumberingAfterBreak="0">
+  <w:abstractNum w:abstractNumId="51" w15:restartNumberingAfterBreak="0">
     <w:nsid w:val="68874328"/>
     <w:multiLevelType w:val="hybridMultilevel"/>
     <w:tmpl w:val="45820474"/>
@@ -19942,7 +21876,7 @@
       </w:rPr>
     </w:lvl>
   </w:abstractNum>
-  <w:abstractNum w:abstractNumId="50" w15:restartNumberingAfterBreak="0">
+  <w:abstractNum w:abstractNumId="52" w15:restartNumberingAfterBreak="0">
     <w:nsid w:val="6994311D"/>
     <w:multiLevelType w:val="hybridMultilevel"/>
     <w:tmpl w:val="82C09A9C"/>
@@ -20028,7 +21962,7 @@
       </w:pPr>
     </w:lvl>
   </w:abstractNum>
-  <w:abstractNum w:abstractNumId="51" w15:restartNumberingAfterBreak="0">
+  <w:abstractNum w:abstractNumId="53" w15:restartNumberingAfterBreak="0">
     <w:nsid w:val="6C746162"/>
     <w:multiLevelType w:val="hybridMultilevel"/>
     <w:tmpl w:val="7E54CA84"/>
@@ -20114,7 +22048,7 @@
       </w:pPr>
     </w:lvl>
   </w:abstractNum>
-  <w:abstractNum w:abstractNumId="52" w15:restartNumberingAfterBreak="0">
+  <w:abstractNum w:abstractNumId="54" w15:restartNumberingAfterBreak="0">
     <w:nsid w:val="6CBA680A"/>
     <w:multiLevelType w:val="hybridMultilevel"/>
     <w:tmpl w:val="E6247C06"/>
@@ -20227,7 +22161,7 @@
       </w:rPr>
     </w:lvl>
   </w:abstractNum>
-  <w:abstractNum w:abstractNumId="53" w15:restartNumberingAfterBreak="0">
+  <w:abstractNum w:abstractNumId="55" w15:restartNumberingAfterBreak="0">
     <w:nsid w:val="6D3E4375"/>
     <w:multiLevelType w:val="hybridMultilevel"/>
     <w:tmpl w:val="4B52ECBC"/>
@@ -20340,7 +22274,7 @@
       </w:rPr>
     </w:lvl>
   </w:abstractNum>
-  <w:abstractNum w:abstractNumId="54" w15:restartNumberingAfterBreak="0">
+  <w:abstractNum w:abstractNumId="56" w15:restartNumberingAfterBreak="0">
     <w:nsid w:val="707220F2"/>
     <w:multiLevelType w:val="hybridMultilevel"/>
     <w:tmpl w:val="45C2928C"/>
@@ -20453,7 +22387,7 @@
       </w:rPr>
     </w:lvl>
   </w:abstractNum>
-  <w:abstractNum w:abstractNumId="55" w15:restartNumberingAfterBreak="0">
+  <w:abstractNum w:abstractNumId="57" w15:restartNumberingAfterBreak="0">
     <w:nsid w:val="716E4FE6"/>
     <w:multiLevelType w:val="multilevel"/>
     <w:tmpl w:val="BC827F7E"/>
@@ -20545,7 +22479,7 @@
       </w:pPr>
     </w:lvl>
   </w:abstractNum>
-  <w:abstractNum w:abstractNumId="56" w15:restartNumberingAfterBreak="0">
+  <w:abstractNum w:abstractNumId="58" w15:restartNumberingAfterBreak="0">
     <w:nsid w:val="72B97E18"/>
     <w:multiLevelType w:val="multilevel"/>
     <w:tmpl w:val="6C428A66"/>
@@ -20637,7 +22571,7 @@
       </w:pPr>
     </w:lvl>
   </w:abstractNum>
-  <w:abstractNum w:abstractNumId="57" w15:restartNumberingAfterBreak="0">
+  <w:abstractNum w:abstractNumId="59" w15:restartNumberingAfterBreak="0">
     <w:nsid w:val="72F276DD"/>
     <w:multiLevelType w:val="multilevel"/>
     <w:tmpl w:val="B484B5D2"/>
@@ -20756,7 +22690,7 @@
       </w:rPr>
     </w:lvl>
   </w:abstractNum>
-  <w:abstractNum w:abstractNumId="58" w15:restartNumberingAfterBreak="0">
+  <w:abstractNum w:abstractNumId="60" w15:restartNumberingAfterBreak="0">
     <w:nsid w:val="73071926"/>
     <w:multiLevelType w:val="hybridMultilevel"/>
     <w:tmpl w:val="2294D3A2"/>
@@ -20842,7 +22776,7 @@
       </w:pPr>
     </w:lvl>
   </w:abstractNum>
-  <w:abstractNum w:abstractNumId="59" w15:restartNumberingAfterBreak="0">
+  <w:abstractNum w:abstractNumId="61" w15:restartNumberingAfterBreak="0">
     <w:nsid w:val="732C3C3C"/>
     <w:multiLevelType w:val="multilevel"/>
     <w:tmpl w:val="0D8058B6"/>
@@ -20934,7 +22868,7 @@
       </w:pPr>
     </w:lvl>
   </w:abstractNum>
-  <w:abstractNum w:abstractNumId="60" w15:restartNumberingAfterBreak="0">
+  <w:abstractNum w:abstractNumId="62" w15:restartNumberingAfterBreak="0">
     <w:nsid w:val="737B14AB"/>
     <w:multiLevelType w:val="multilevel"/>
     <w:tmpl w:val="4028D26E"/>
@@ -21026,7 +22960,7 @@
       </w:pPr>
     </w:lvl>
   </w:abstractNum>
-  <w:abstractNum w:abstractNumId="61" w15:restartNumberingAfterBreak="0">
+  <w:abstractNum w:abstractNumId="63" w15:restartNumberingAfterBreak="0">
     <w:nsid w:val="73BC48D2"/>
     <w:multiLevelType w:val="hybridMultilevel"/>
     <w:tmpl w:val="657E098E"/>
@@ -21139,7 +23073,7 @@
       </w:rPr>
     </w:lvl>
   </w:abstractNum>
-  <w:abstractNum w:abstractNumId="62" w15:restartNumberingAfterBreak="0">
+  <w:abstractNum w:abstractNumId="64" w15:restartNumberingAfterBreak="0">
     <w:nsid w:val="78D67046"/>
     <w:multiLevelType w:val="hybridMultilevel"/>
     <w:tmpl w:val="3D9A888C"/>
@@ -21230,7 +23164,7 @@
       </w:pPr>
     </w:lvl>
   </w:abstractNum>
-  <w:abstractNum w:abstractNumId="63" w15:restartNumberingAfterBreak="0">
+  <w:abstractNum w:abstractNumId="65" w15:restartNumberingAfterBreak="0">
     <w:nsid w:val="7D027EF5"/>
     <w:multiLevelType w:val="multilevel"/>
     <w:tmpl w:val="240A001D"/>
@@ -21316,7 +23250,7 @@
       </w:pPr>
     </w:lvl>
   </w:abstractNum>
-  <w:abstractNum w:abstractNumId="64" w15:restartNumberingAfterBreak="0">
+  <w:abstractNum w:abstractNumId="66" w15:restartNumberingAfterBreak="0">
     <w:nsid w:val="7E252D95"/>
     <w:multiLevelType w:val="hybridMultilevel"/>
     <w:tmpl w:val="F072D6EE"/>
@@ -21408,7 +23342,7 @@
       </w:pPr>
     </w:lvl>
   </w:abstractNum>
-  <w:abstractNum w:abstractNumId="65" w15:restartNumberingAfterBreak="0">
+  <w:abstractNum w:abstractNumId="67" w15:restartNumberingAfterBreak="0">
     <w:nsid w:val="7E8A5336"/>
     <w:multiLevelType w:val="hybridMultilevel"/>
     <w:tmpl w:val="27845292"/>
@@ -21521,7 +23455,7 @@
       </w:rPr>
     </w:lvl>
   </w:abstractNum>
-  <w:abstractNum w:abstractNumId="66" w15:restartNumberingAfterBreak="0">
+  <w:abstractNum w:abstractNumId="68" w15:restartNumberingAfterBreak="0">
     <w:nsid w:val="7F152BB4"/>
     <w:multiLevelType w:val="multilevel"/>
     <w:tmpl w:val="BC72F09C"/>
@@ -21670,7 +23604,7 @@
       </w:rPr>
     </w:lvl>
   </w:abstractNum>
-  <w:abstractNum w:abstractNumId="67" w15:restartNumberingAfterBreak="0">
+  <w:abstractNum w:abstractNumId="69" w15:restartNumberingAfterBreak="0">
     <w:nsid w:val="7F38686E"/>
     <w:multiLevelType w:val="hybridMultilevel"/>
     <w:tmpl w:val="A62A0EF0"/>
@@ -21757,67 +23691,67 @@
     </w:lvl>
   </w:abstractNum>
   <w:num w:numId="1" w16cid:durableId="702369588">
-    <w:abstractNumId w:val="27"/>
+    <w:abstractNumId w:val="28"/>
   </w:num>
   <w:num w:numId="2" w16cid:durableId="1744983737">
     <w:abstractNumId w:val="13"/>
   </w:num>
   <w:num w:numId="3" w16cid:durableId="1939175649">
-    <w:abstractNumId w:val="56"/>
+    <w:abstractNumId w:val="58"/>
   </w:num>
   <w:num w:numId="4" w16cid:durableId="680855073">
-    <w:abstractNumId w:val="55"/>
+    <w:abstractNumId w:val="57"/>
   </w:num>
   <w:num w:numId="5" w16cid:durableId="890963318">
+    <w:abstractNumId w:val="35"/>
+  </w:num>
+  <w:num w:numId="6" w16cid:durableId="880750894">
+    <w:abstractNumId w:val="61"/>
+  </w:num>
+  <w:num w:numId="7" w16cid:durableId="1755784039">
+    <w:abstractNumId w:val="38"/>
+  </w:num>
+  <w:num w:numId="8" w16cid:durableId="255677206">
+    <w:abstractNumId w:val="62"/>
+  </w:num>
+  <w:num w:numId="9" w16cid:durableId="1768040670">
     <w:abstractNumId w:val="34"/>
   </w:num>
-  <w:num w:numId="6" w16cid:durableId="880750894">
+  <w:num w:numId="10" w16cid:durableId="2139519247">
+    <w:abstractNumId w:val="27"/>
+  </w:num>
+  <w:num w:numId="11" w16cid:durableId="658726405">
     <w:abstractNumId w:val="59"/>
   </w:num>
-  <w:num w:numId="7" w16cid:durableId="1755784039">
-    <w:abstractNumId w:val="37"/>
-  </w:num>
-  <w:num w:numId="8" w16cid:durableId="255677206">
-    <w:abstractNumId w:val="60"/>
-  </w:num>
-  <w:num w:numId="9" w16cid:durableId="1768040670">
-    <w:abstractNumId w:val="33"/>
-  </w:num>
-  <w:num w:numId="10" w16cid:durableId="2139519247">
-    <w:abstractNumId w:val="26"/>
-  </w:num>
-  <w:num w:numId="11" w16cid:durableId="658726405">
-    <w:abstractNumId w:val="57"/>
-  </w:num>
   <w:num w:numId="12" w16cid:durableId="1567375357">
-    <w:abstractNumId w:val="48"/>
+    <w:abstractNumId w:val="50"/>
   </w:num>
   <w:num w:numId="13" w16cid:durableId="1237130623">
-    <w:abstractNumId w:val="52"/>
+    <w:abstractNumId w:val="54"/>
   </w:num>
   <w:num w:numId="14" w16cid:durableId="1496455102">
-    <w:abstractNumId w:val="62"/>
+    <w:abstractNumId w:val="64"/>
   </w:num>
   <w:num w:numId="15" w16cid:durableId="1339653885">
     <w:abstractNumId w:val="10"/>
   </w:num>
   <w:num w:numId="16" w16cid:durableId="1459495521">
-    <w:abstractNumId w:val="64"/>
+    <w:abstractNumId w:val="66"/>
   </w:num>
   <w:num w:numId="17" w16cid:durableId="938488090">
     <w:abstractNumId w:val="12"/>
   </w:num>
   <w:num w:numId="18" w16cid:durableId="874931562">
-    <w:abstractNumId w:val="25"/>
+    <w:abstractNumId w:val="26"/>
   </w:num>
   <w:num w:numId="19" w16cid:durableId="1411074618">
-    <w:abstractNumId w:val="45"/>
+    <w:abstractNumId w:val="47"/>
   </w:num>
   <w:num w:numId="20" w16cid:durableId="1872916230">
-    <w:abstractNumId w:val="40"/>
+    <w:abstractNumId w:val="41"/>
   </w:num>
   <w:num w:numId="21" w16cid:durableId="200291327">
-    <w:abstractNumId w:val="25"/>
+    <w:abstractNumId w:val="26"/>
     <w:lvlOverride w:ilvl="0">
       <w:startOverride w:val="1"/>
     </w:lvlOverride>
@@ -21847,7 +23781,7 @@
     </w:lvlOverride>
   </w:num>
   <w:num w:numId="22" w16cid:durableId="827523465">
-    <w:abstractNumId w:val="25"/>
+    <w:abstractNumId w:val="26"/>
     <w:lvlOverride w:ilvl="0">
       <w:startOverride w:val="1"/>
     </w:lvlOverride>
@@ -21877,7 +23811,7 @@
     </w:lvlOverride>
   </w:num>
   <w:num w:numId="23" w16cid:durableId="331953707">
-    <w:abstractNumId w:val="25"/>
+    <w:abstractNumId w:val="26"/>
     <w:lvlOverride w:ilvl="0">
       <w:startOverride w:val="1"/>
     </w:lvlOverride>
@@ -21907,7 +23841,7 @@
     </w:lvlOverride>
   </w:num>
   <w:num w:numId="24" w16cid:durableId="244342035">
-    <w:abstractNumId w:val="25"/>
+    <w:abstractNumId w:val="26"/>
     <w:lvlOverride w:ilvl="0">
       <w:startOverride w:val="1"/>
     </w:lvlOverride>
@@ -21937,7 +23871,7 @@
     </w:lvlOverride>
   </w:num>
   <w:num w:numId="25" w16cid:durableId="989402512">
-    <w:abstractNumId w:val="25"/>
+    <w:abstractNumId w:val="26"/>
     <w:lvlOverride w:ilvl="0">
       <w:startOverride w:val="1"/>
     </w:lvlOverride>
@@ -21967,7 +23901,7 @@
     </w:lvlOverride>
   </w:num>
   <w:num w:numId="26" w16cid:durableId="1695182873">
-    <w:abstractNumId w:val="25"/>
+    <w:abstractNumId w:val="26"/>
     <w:lvlOverride w:ilvl="0">
       <w:startOverride w:val="1"/>
     </w:lvlOverride>
@@ -21997,7 +23931,7 @@
     </w:lvlOverride>
   </w:num>
   <w:num w:numId="27" w16cid:durableId="1522013142">
-    <w:abstractNumId w:val="25"/>
+    <w:abstractNumId w:val="26"/>
     <w:lvlOverride w:ilvl="0">
       <w:startOverride w:val="1"/>
     </w:lvlOverride>
@@ -22030,7 +23964,7 @@
     <w:abstractNumId w:val="21"/>
   </w:num>
   <w:num w:numId="29" w16cid:durableId="1523857946">
-    <w:abstractNumId w:val="25"/>
+    <w:abstractNumId w:val="26"/>
     <w:lvlOverride w:ilvl="0">
       <w:startOverride w:val="1"/>
     </w:lvlOverride>
@@ -22060,10 +23994,10 @@
     </w:lvlOverride>
   </w:num>
   <w:num w:numId="30" w16cid:durableId="832718770">
-    <w:abstractNumId w:val="46"/>
+    <w:abstractNumId w:val="48"/>
   </w:num>
   <w:num w:numId="31" w16cid:durableId="1401172851">
-    <w:abstractNumId w:val="25"/>
+    <w:abstractNumId w:val="26"/>
     <w:lvlOverride w:ilvl="0">
       <w:startOverride w:val="1"/>
     </w:lvlOverride>
@@ -22093,46 +24027,46 @@
     </w:lvlOverride>
   </w:num>
   <w:num w:numId="32" w16cid:durableId="1056126491">
-    <w:abstractNumId w:val="44"/>
+    <w:abstractNumId w:val="46"/>
   </w:num>
   <w:num w:numId="33" w16cid:durableId="1180663123">
-    <w:abstractNumId w:val="32"/>
+    <w:abstractNumId w:val="33"/>
   </w:num>
   <w:num w:numId="34" w16cid:durableId="2050062076">
     <w:abstractNumId w:val="6"/>
   </w:num>
   <w:num w:numId="35" w16cid:durableId="1873570674">
-    <w:abstractNumId w:val="30"/>
+    <w:abstractNumId w:val="31"/>
   </w:num>
   <w:num w:numId="36" w16cid:durableId="1837651416">
-    <w:abstractNumId w:val="36"/>
+    <w:abstractNumId w:val="37"/>
   </w:num>
   <w:num w:numId="37" w16cid:durableId="1822883847">
     <w:abstractNumId w:val="0"/>
   </w:num>
   <w:num w:numId="38" w16cid:durableId="1025717361">
-    <w:abstractNumId w:val="29"/>
+    <w:abstractNumId w:val="30"/>
   </w:num>
   <w:num w:numId="39" w16cid:durableId="618996405">
     <w:abstractNumId w:val="4"/>
   </w:num>
   <w:num w:numId="40" w16cid:durableId="299265673">
-    <w:abstractNumId w:val="39"/>
+    <w:abstractNumId w:val="40"/>
   </w:num>
   <w:num w:numId="41" w16cid:durableId="1940596895">
     <w:abstractNumId w:val="8"/>
   </w:num>
   <w:num w:numId="42" w16cid:durableId="168568345">
-    <w:abstractNumId w:val="66"/>
+    <w:abstractNumId w:val="68"/>
   </w:num>
   <w:num w:numId="43" w16cid:durableId="516818899">
-    <w:abstractNumId w:val="38"/>
+    <w:abstractNumId w:val="39"/>
   </w:num>
   <w:num w:numId="44" w16cid:durableId="237331133">
     <w:abstractNumId w:val="9"/>
   </w:num>
   <w:num w:numId="45" w16cid:durableId="1510367524">
-    <w:abstractNumId w:val="54"/>
+    <w:abstractNumId w:val="56"/>
   </w:num>
   <w:num w:numId="46" w16cid:durableId="812679013">
     <w:abstractNumId w:val="17"/>
@@ -22147,31 +24081,31 @@
     <w:abstractNumId w:val="20"/>
   </w:num>
   <w:num w:numId="50" w16cid:durableId="1326934257">
-    <w:abstractNumId w:val="28"/>
+    <w:abstractNumId w:val="29"/>
   </w:num>
   <w:num w:numId="51" w16cid:durableId="1887327013">
-    <w:abstractNumId w:val="53"/>
+    <w:abstractNumId w:val="55"/>
   </w:num>
   <w:num w:numId="52" w16cid:durableId="870804606">
-    <w:abstractNumId w:val="41"/>
+    <w:abstractNumId w:val="42"/>
   </w:num>
   <w:num w:numId="53" w16cid:durableId="1460419268">
-    <w:abstractNumId w:val="35"/>
+    <w:abstractNumId w:val="36"/>
   </w:num>
   <w:num w:numId="54" w16cid:durableId="75638649">
-    <w:abstractNumId w:val="63"/>
+    <w:abstractNumId w:val="65"/>
   </w:num>
   <w:num w:numId="55" w16cid:durableId="545456350">
     <w:abstractNumId w:val="16"/>
   </w:num>
   <w:num w:numId="56" w16cid:durableId="1007638027">
-    <w:abstractNumId w:val="51"/>
+    <w:abstractNumId w:val="53"/>
   </w:num>
   <w:num w:numId="57" w16cid:durableId="1754472919">
-    <w:abstractNumId w:val="47"/>
+    <w:abstractNumId w:val="49"/>
   </w:num>
   <w:num w:numId="58" w16cid:durableId="794906318">
-    <w:abstractNumId w:val="43"/>
+    <w:abstractNumId w:val="45"/>
   </w:num>
   <w:num w:numId="59" w16cid:durableId="1046023499">
     <w:abstractNumId w:val="14"/>
@@ -22180,40 +24114,40 @@
     <w:abstractNumId w:val="1"/>
   </w:num>
   <w:num w:numId="61" w16cid:durableId="1298561742">
-    <w:abstractNumId w:val="58"/>
+    <w:abstractNumId w:val="60"/>
   </w:num>
   <w:num w:numId="62" w16cid:durableId="123083923">
-    <w:abstractNumId w:val="50"/>
+    <w:abstractNumId w:val="52"/>
   </w:num>
   <w:num w:numId="63" w16cid:durableId="364522831">
-    <w:abstractNumId w:val="49"/>
+    <w:abstractNumId w:val="51"/>
   </w:num>
   <w:num w:numId="64" w16cid:durableId="268313619">
-    <w:abstractNumId w:val="22"/>
+    <w:abstractNumId w:val="23"/>
   </w:num>
   <w:num w:numId="65" w16cid:durableId="962226347">
     <w:abstractNumId w:val="18"/>
   </w:num>
   <w:num w:numId="66" w16cid:durableId="567770727">
-    <w:abstractNumId w:val="67"/>
+    <w:abstractNumId w:val="69"/>
   </w:num>
   <w:num w:numId="67" w16cid:durableId="933368533">
-    <w:abstractNumId w:val="31"/>
+    <w:abstractNumId w:val="32"/>
   </w:num>
   <w:num w:numId="68" w16cid:durableId="1610625484">
-    <w:abstractNumId w:val="24"/>
+    <w:abstractNumId w:val="25"/>
   </w:num>
   <w:num w:numId="69" w16cid:durableId="1317370874">
-    <w:abstractNumId w:val="65"/>
+    <w:abstractNumId w:val="67"/>
   </w:num>
   <w:num w:numId="70" w16cid:durableId="1310673367">
     <w:abstractNumId w:val="5"/>
   </w:num>
   <w:num w:numId="71" w16cid:durableId="1391266922">
-    <w:abstractNumId w:val="61"/>
+    <w:abstractNumId w:val="63"/>
   </w:num>
   <w:num w:numId="72" w16cid:durableId="464128605">
-    <w:abstractNumId w:val="42"/>
+    <w:abstractNumId w:val="43"/>
   </w:num>
   <w:num w:numId="73" w16cid:durableId="1720281111">
     <w:abstractNumId w:val="3"/>
@@ -22225,10 +24159,16 @@
     <w:abstractNumId w:val="11"/>
   </w:num>
   <w:num w:numId="76" w16cid:durableId="1674988565">
-    <w:abstractNumId w:val="23"/>
+    <w:abstractNumId w:val="24"/>
   </w:num>
   <w:num w:numId="77" w16cid:durableId="855801359">
     <w:abstractNumId w:val="7"/>
+  </w:num>
+  <w:num w:numId="78" w16cid:durableId="658920277">
+    <w:abstractNumId w:val="44"/>
+  </w:num>
+  <w:num w:numId="79" w16cid:durableId="402488088">
+    <w:abstractNumId w:val="22"/>
   </w:num>
 </w:numbering>
 </file>
